--- a/黑匣子 Cloudflare 网站技术归档.docx
+++ b/黑匣子 Cloudflare 网站技术归档.docx
@@ -11,9 +11,11 @@
       </w:r>
     </w:p>
     <w:p>
-      <w:pPr/>
-      <w:r>
-        <w:t>技术归档  |  2026 年 9 月 24 日</w:t>
+      <w:pPr>
+        <w:ind w:left="288" w:right="288"/>
+      </w:pPr>
+      <w:r>
+        <w:t>阅读基准：2026 年 9 月 26 日的仓库代码与配置。本文解释这套网站如何工作，也区分“代码中存在”“历史记录曾验证”和“当前线上尚未核验”。面向第一次接触项目的维护者。可打印版本见同目录的 DOCX 与 PDF。</w:t>
       </w:r>
     </w:p>
     <w:p>
@@ -21,19 +23,19 @@
         <w:pStyle w:val="Heading1"/>
       </w:pPr>
       <w:r>
-        <w:t>执行摘要</w:t>
-      </w:r>
-    </w:p>
-    <w:p>
-      <w:pPr/>
-      <w:r>
-        <w:t>本报告记录截至 2026 年 9 月 24 日 Cloudflare 正式站的技术结构、主要功能、发布证据和维护办法，供后续迁移与故障恢复查阅。正式站仍运行在 Cloudflare；历史本地方案与生产发布状态必须分别判断。</w:t>
-      </w:r>
-    </w:p>
-    <w:p>
-      <w:pPr/>
-      <w:r>
-        <w:t>结论：V3.5 是有明确发布标识的正式版本，后续 9 月 23 日改动有单独验证记录。D1 与 R2 是两类独立数据资产，任何备份或迁移都要分别处理。</w:t>
+        <w:t>一 项目背景与目标</w:t>
+      </w:r>
+    </w:p>
+    <w:p>
+      <w:pPr/>
+      <w:r>
+        <w:t>黑匣子网站保存校园戏剧社团的作品、演职人员与相关资料。读者可能只想查一部剧的演出版本和参与者；成员可能要补充剧本、照片或音频；管理员则需要核对资料、管理可见范围。网站把这三种需求放进同一套资料模型：作品是被归档的剧目，版本区分同一剧目的不同演出，成员与演职记录把人和版本联系起来，资源则指照片、剧本、音频等文件及其描述。对应关系可从 数据库迁移（migrations/0001_core.sql）、版本迁移（migrations/0015_production_editions.sql）及作品页面（src/routes/productions.ts）核对。</w:t>
+      </w:r>
+    </w:p>
+    <w:p>
+      <w:pPr/>
+      <w:r>
+        <w:t>系统的目标是让公开资料可浏览、让投稿有审核入口、让后台操作留下可追踪的数据。它目前是一个由 Cloudflare Worker 承载的网站，并非几个独立部署的前后端服务。原始技术选型时为何采用 Cloudflare，仓库没有足够的决策记录；本文只解释现有实现及其影响，不倒推当时的动机。</w:t>
       </w:r>
     </w:p>
     <w:p>
@@ -41,7 +43,113 @@
         <w:pStyle w:val="Heading1"/>
       </w:pPr>
       <w:r>
-        <w:t>关键发现</w:t>
+        <w:t>二 系统整体架构</w:t>
+      </w:r>
+    </w:p>
+    <w:p>
+      <w:pPr/>
+      <w:r>
+        <w:t>浏览器访问主站 npublackbox.online 或后台域名 admin.npublackbox.online 时，请求进入同一个 Worker。Worker 使用 Hono 路由，动态页面在服务端生成 HTML；静态脚本、样式和图片由 Static Assets 绑定提供。D1 保存成员、作品、资源元数据及审核状态，R2 保存上传文件的字节。这里的 D1 是 Cloudflare 的 SQL 数据库绑定，R2 是对象存储；前者回答“这是什么、谁能看”，后者保存“文件内容是什么”。绑定与域名见 wrangler.jsonc（wrangler.jsonc），入口和路由装配见 src/index.ts（src/index.ts）。</w:t>
+      </w:r>
+    </w:p>
+    <w:p>
+      <w:pPr>
+        <w:ind w:left="259"/>
+      </w:pPr>
+      <w:r>
+        <w:rPr>
+          <w:rFonts w:ascii="Consolas" w:hAnsi="Consolas"/>
+          <w:sz w:val="16"/>
+        </w:rPr>
+        <w:t>浏览器 ── 主站或后台域名 ──► 单个 Cloudflare Worker</w:t>
+      </w:r>
+    </w:p>
+    <w:p>
+      <w:pPr>
+        <w:ind w:left="259"/>
+      </w:pPr>
+      <w:r>
+        <w:rPr>
+          <w:rFonts w:ascii="Consolas" w:hAnsi="Consolas"/>
+          <w:sz w:val="16"/>
+        </w:rPr>
+        <w:t xml:space="preserve">                              ├─ Hono 页面与 API ──► D1 元数据</w:t>
+      </w:r>
+    </w:p>
+    <w:p>
+      <w:pPr>
+        <w:ind w:left="259"/>
+      </w:pPr>
+      <w:r>
+        <w:rPr>
+          <w:rFonts w:ascii="Consolas" w:hAnsi="Consolas"/>
+          <w:sz w:val="16"/>
+        </w:rPr>
+        <w:t xml:space="preserve">                              │                 └──► R2 文件</w:t>
+      </w:r>
+    </w:p>
+    <w:p>
+      <w:pPr>
+        <w:ind w:left="259"/>
+      </w:pPr>
+      <w:r>
+        <w:rPr>
+          <w:rFonts w:ascii="Consolas" w:hAnsi="Consolas"/>
+          <w:sz w:val="16"/>
+        </w:rPr>
+        <w:t xml:space="preserve">                              └─ Static Assets ────► public 静态文件</w:t>
+      </w:r>
+    </w:p>
+    <w:p>
+      <w:pPr>
+        <w:ind w:left="259"/>
+      </w:pPr>
+      <w:r>
+        <w:rPr>
+          <w:rFonts w:ascii="Consolas" w:hAnsi="Consolas"/>
+          <w:sz w:val="16"/>
+        </w:rPr>
+        <w:t>定时触发器 ─────────────────────► 过期任务与清理工作</w:t>
+      </w:r>
+    </w:p>
+    <w:p>
+      <w:pPr/>
+      <w:r>
+        <w:t>两个域名承担不同的入口职责，但后台没有单独服务器。后台域名的访问门禁由 admin-portal 中间件（src/middleware/admin-portal.ts）执行。Worker 每小时第 17 分钟收到一次定时触发，处理过期上传、限流记录和导入明细清理；这是一项后台维护工作，并不替代人工监测与备份。配置（wrangler.jsonc）和定时入口（src/index.ts）可核对触发时间及任务。</w:t>
+      </w:r>
+    </w:p>
+    <w:p>
+      <w:pPr>
+        <w:pStyle w:val="Heading1"/>
+      </w:pPr>
+      <w:r>
+        <w:t>三 核心技术选择及其影响</w:t>
+      </w:r>
+    </w:p>
+    <w:p>
+      <w:pPr/>
+      <w:r>
+        <w:t>读者需要先知道请求在哪里被处理。页面与 API 共用一个 Hono 应用：中间件先建立请求上下文、加安全响应头、校验同源写入、加载用户，再进入具体路由。入口（src/index.ts）展示了这个顺序。因此路由可以复用同一份身份和数据库绑定；改动公共中间件也会同时影响主站与后台，需要回归两类页面。</w:t>
+      </w:r>
+    </w:p>
+    <w:p>
+      <w:pPr/>
+      <w:r>
+        <w:t>服务端渲染使首页、作品页与资源页可直接返回完整 HTML。首页（src/routes/home.ts）并行读取站点资料、公告、焦点内容和最新作品，再交给页面模板。静态资源走 Assets 绑定；未命中动态路由的请求才交给 Assets。入口（src/index.ts）及配置（wrangler.jsonc）说明了这个边界。这样部署对象只有一个 Worker，但静态文件与动态权限逻辑仍分开。</w:t>
+      </w:r>
+    </w:p>
+    <w:p>
+      <w:pPr/>
+      <w:r>
+        <w:t>数据访问使用 D1 原生绑定的 prepare、bind、first、all、run 和 batch，并未建立传统数据库连接池或使用 Hyperdrive。绑定类型（src/types.ts）和实际查询可直接核对这一点。历史评估见 git show 2bbe8a4:docs/数据库连接管理评估.md；这里以当前代码为准。R2 用于存储文件，不作为资源目录：文件是否可见先由 D1 判断。这个分工让权限规则集中在应用层，也意味着 D1 与 R2 无法共用一次原子事务，后文会说明补偿清理。</w:t>
+      </w:r>
+    </w:p>
+    <w:p>
+      <w:pPr>
+        <w:pStyle w:val="Heading1"/>
+      </w:pPr>
+      <w:r>
+        <w:t>四 关键请求与数据流</w:t>
       </w:r>
     </w:p>
     <w:p>
@@ -49,37 +157,43 @@
         <w:pStyle w:val="Heading2"/>
       </w:pPr>
       <w:r>
-        <w:t>系统架构与运行边界</w:t>
-      </w:r>
-    </w:p>
-    <w:p>
-      <w:pPr/>
-      <w:r>
-        <w:t>当前正式站是 TypeScript 与 Hono 实现的单个 Cloudflare Worker。服务端生成页面，public 中的 CSS、浏览器脚本、字体与图片由 Static Assets 提供。主站 npublackbox.online 与独立后台 admin.npublackbox.online 指向生产 Worker blackbox-production。</w:t>
-      </w:r>
-    </w:p>
-    <w:p>
-      <w:pPr/>
-      <w:r>
-        <w:t>生产环境通过 DB 绑定访问 D1，通过 FILES 绑定访问私有 R2。Wrangler 配置启用 nodejs_compat、Smart Placement、observability，并设置每小时第 17 分钟触发的清理任务。SESSION_SECRET 与 TURNSTILE_SECRET 是必需生产密钥，不能写入归档或版本库。</w:t>
-      </w:r>
-    </w:p>
-    <w:p>
-      <w:pPr/>
-      <w:r>
-        <w:t>• 账号、队员、作品、演出版本、演职员关系、审核与资源元数据在 D1；图片和文件字节在 R2。数据库备份不包含 R2 字节。</w:t>
-      </w:r>
-    </w:p>
-    <w:p>
-      <w:pPr/>
-      <w:r>
-        <w:t>• 页面、接口、鉴权及业务逻辑在 src；静态资源在 public；0019 之前的增量 SQL 在 migrations；发布、测试和资源构建工具在 scripts。</w:t>
-      </w:r>
-    </w:p>
-    <w:p>
-      <w:pPr/>
-      <w:r>
-        <w:t>• D1 是 Worker 绑定，不使用传统 TCP 连接池。连接管理评估未发现应用自行建立或泄漏数据库连接；线上慢查询和排队仍需独立测量。</w:t>
+        <w:t>公开浏览如何到达作品和资源</w:t>
+      </w:r>
+    </w:p>
+    <w:p>
+      <w:pPr/>
+      <w:r>
+        <w:t>访客从首页进入作品列表，可搜索并查看作品详情；作品详情把版本、演职记录和已批准资源组织在一起。作品路由（src/routes/productions.ts）处理列表、时间线及详情。隐藏作品只对管理员可见，关联资源也随之受限，可见性判断（src/services/production-visibility.ts）是公共入口，避免只隐藏页面而仍能取得文件。</w:t>
+      </w:r>
+    </w:p>
+    <w:p>
+      <w:pPr/>
+      <w:r>
+        <w:t>资源有两层访问：访客可看已批准资源的列表或预览；完整详情及文件下载要求登录。下载时先读 D1 中的资源及关联作品状态，再从 R2 取文件，设置安全的文件类型、下载头、范围请求与缓存头。资源路由（src/routes/resources.ts）和文件服务（src/services/resource-files.ts）共同实现这个顺序。即使知道 R2 对象键，也不能跳过网站的资源权限检查。</w:t>
+      </w:r>
+    </w:p>
+    <w:p>
+      <w:pPr>
+        <w:ind w:left="259"/>
+      </w:pPr>
+      <w:r>
+        <w:rPr>
+          <w:rFonts w:ascii="Consolas" w:hAnsi="Consolas"/>
+          <w:sz w:val="16"/>
+        </w:rPr>
+        <w:t>GET /productions/:id → 查作品可见性 → 读版本和演职记录 → 读已批准资源 → 返回 HTML</w:t>
+      </w:r>
+    </w:p>
+    <w:p>
+      <w:pPr>
+        <w:ind w:left="259"/>
+      </w:pPr>
+      <w:r>
+        <w:rPr>
+          <w:rFonts w:ascii="Consolas" w:hAnsi="Consolas"/>
+          <w:sz w:val="16"/>
+        </w:rPr>
+        <w:t>GET /resources/:id/... → 查资源与作品状态 → 检查登录和权限 → 读 R2 → 返回文件</w:t>
       </w:r>
     </w:p>
     <w:p>
@@ -87,37 +201,19 @@
         <w:pStyle w:val="Heading2"/>
       </w:pPr>
       <w:r>
-        <w:t>功能、权限与数据流程</w:t>
-      </w:r>
-    </w:p>
-    <w:p>
-      <w:pPr/>
-      <w:r>
-        <w:t>访客可以浏览公开作品、按演出版本查看资料和演职员、浏览队员、公告和剧团介绍。注册用户可以按权限上传和下载，认证队员的低风险资料自动入库，普通账号提交后进入管理员审核。管理员负责申请、档案、内容和站点呈现配置。</w:t>
-      </w:r>
-    </w:p>
-    <w:p>
-      <w:pPr/>
-      <w:r>
-        <w:t>V3.5 的演职人员批量导入面向“一个现有作品加一个演出版本”的关系。管理员用 CSV 或 XLSX 上传最多 50 行、5 MB 文件，预览匹配并处理新档案或同名冲突后确认。事务保证全有全无，精确重复跳过，批次有幂等及受保护撤销路径；v1 模板仍兼容。</w:t>
-      </w:r>
-    </w:p>
-    <w:p>
-      <w:pPr/>
-      <w:r>
-        <w:t>• 管理员入口由独立子域名提供，服务端鉴权、会话和 CSRF 检查是管理操作的边界。</w:t>
-      </w:r>
-    </w:p>
-    <w:p>
-      <w:pPr/>
-      <w:r>
-        <w:t>• 当前视频上传关闭，邮箱自助找回密码不开放；不能从功能界面推断这些能力已上线。</w:t>
-      </w:r>
-    </w:p>
-    <w:p>
-      <w:pPr/>
-      <w:r>
-        <w:t>• 本地设计方向包括时间轴、剧照沉浸浏览、作品启幕、版本信息及移动端体验；具体上线状态应以发布记录和生产验证为准。</w:t>
+        <w:t>一次投稿从上传到公开</w:t>
+      </w:r>
+    </w:p>
+    <w:p>
+      <w:pPr/>
+      <w:r>
+        <w:t>投稿者先登录并提交文件信息。上传路由检查 CSRF 令牌（防止其他网站借用已登录浏览器发起写入）、文件类别、大小、作品与版本关系及同时进行的任务数，然后创建最长 24 小时的上传任务与空间预留。上传路由（src/routes/uploads.ts）、上传策略（src/services/upload-policy.ts）可核对这些规则。常规路径由 Worker 分片接收、写入 R2；若运行环境同时配置 R2 账号、访问密钥及桶名，代码也能生成直传所需的信息。仓库的生产配置没有声明这组直传凭据，线上 Secret 状态尚未核验，因此不能断言当前线上已启用直传。</w:t>
+      </w:r>
+    </w:p>
+    <w:p>
+      <w:pPr/>
+      <w:r>
+        <w:t>完成上传后，系统合并对象并写入资源记录。管理员或符合代码中低风险规则的已登录成员投稿可自动批准，其余进入待审核状态；“文件已进入 R2”不等于“访客已经能看”。完成流程（src/services/uploads.ts）和资源查询（src/routes/resources.ts）给出实际状态转换。失败或撤销留下的对象由清理队列处理，见第五节。</w:t>
       </w:r>
     </w:p>
     <w:p>
@@ -125,43 +221,13 @@
         <w:pStyle w:val="Heading2"/>
       </w:pPr>
       <w:r>
-        <w:t>发布历史与证据结论</w:t>
-      </w:r>
-    </w:p>
-    <w:p>
-      <w:pPr/>
-      <w:r>
-        <w:t>V3 于 2026 年 9 月 19 日发布，源码提交 54781c1，归档标签 v3.0.0。0017 迁移为版本增添可空补充字段，旧数据保持兼容。发布门禁含 83 项后端测试和 9 项生产 HTTP 冒烟。</w:t>
-      </w:r>
-    </w:p>
-    <w:p>
-      <w:pPr/>
-      <w:r>
-        <w:t>V3.5 于 2026 年 9 月 22 日发布，源码提交 81608f1，归档标签 v3.5.0，生产迁移已到 0019。更新管理员工作台和无编号导入模板。发布门禁含 100 项后端测试、生产 dry-run 和 9 项 HTTP 冒烟。生产 D1 只读计数在该次发布前后一致：账号 40、队员 71、作品 24、资料 204。</w:t>
-      </w:r>
-    </w:p>
-    <w:p>
-      <w:pPr/>
-      <w:r>
-        <w:t>2026 年 9 月 23 日的验证记录还记载队员入队年份筛选、红幕动效和导入交互的合并发布及本地验证。旧验证记录把已部署、本地与撤回方案混列，不能把每条本地记录当成生产现状。</w:t>
-      </w:r>
-    </w:p>
-    <w:p>
-      <w:pPr/>
-      <w:r>
-        <w:t>• 浏览器证据覆盖桌面、390 像素手机、无 JavaScript 与减少动画等关键路径；部分真实生产写入没有用管理员账号端到端复测。</w:t>
-      </w:r>
-    </w:p>
-    <w:p>
-      <w:pPr/>
-      <w:r>
-        <w:t>• V3 和 V3.5 的数据库备份位于 Git 忽略目录，含私有数据；归档记录只保留路径与验证结论，不收录内容。</w:t>
-      </w:r>
-    </w:p>
-    <w:p>
-      <w:pPr/>
-      <w:r>
-        <w:t>• 历史截图、播放数据和视觉参考已在本次文档归档后清理。它们的测试范围与结论由本文保留，但无法再逐张复核。</w:t>
+        <w:t>后台批量导入如何避免半成品数据</w:t>
+      </w:r>
+    </w:p>
+    <w:p>
+      <w:pPr/>
+      <w:r>
+        <w:t>后台可先预览演职人员表格，再确认导入；输入有列数、行数和文件大小限制。确认和受保护的回滚使用 D1 批处理，减少只写入一部分演职关系的风险。导入路由（src/routes/credit-import.ts）、格式约束（src/services/credit-import/schema.ts）、提交逻辑（src/services/credit-import/commit.ts）可核对。旧材料中“导入只在本地”的说法与后续发布记录相冲突：仓库历史记录显示 V3.5 已部署相关功能，但本次没有登录线上后台重新执行导入。</w:t>
       </w:r>
     </w:p>
     <w:p>
@@ -169,77 +235,37 @@
         <w:pStyle w:val="Heading1"/>
       </w:pPr>
       <w:r>
-        <w:t>影响与建议</w:t>
-      </w:r>
-    </w:p>
-    <w:p>
-      <w:pPr>
-        <w:pStyle w:val="Heading2"/>
-      </w:pPr>
-      <w:r>
-        <w:t>本地开发、验证与发布</w:t>
-      </w:r>
-    </w:p>
-    <w:p>
-      <w:pPr/>
-      <w:r>
-        <w:t>Node.js 24 及以上。首次安装运行 npm ci；仅在缺少 .dev.vars 时从 .dev.vars.example 复制，再运行 npm run db:init 和 npm run dev。db:init 只升级本地 D1，不清空现有内容。本地地址为 http://127.0.0.1:8787。</w:t>
-      </w:r>
-    </w:p>
-    <w:p>
-      <w:pPr/>
-      <w:r>
-        <w:t>发布前先运行 npm run deploy:check，覆盖格式、类型、后端测试和生产 dry-run。发布脚本支持数据库备份、待应用迁移、R2 CORS、部署与线上冒烟；Git 推送本身不会上线。正式发布应先核对当前生产版本、备份和待执行迁移，再按备份、迁移、部署、冒烟、数据核对的顺序执行。</w:t>
-      </w:r>
-    </w:p>
-    <w:p>
-      <w:pPr/>
-      <w:r>
-        <w:t>• 常用命令：npm run typecheck；npm run format:check；npm run test:backend；npm run smoke:production。</w:t>
-      </w:r>
-    </w:p>
-    <w:p>
-      <w:pPr/>
-      <w:r>
-        <w:t>• 不要把本地数据库上传覆盖生产，不重置 D1；R2 文件与 D1 元数据必须分别备份和核对。</w:t>
-      </w:r>
-    </w:p>
-    <w:p>
-      <w:pPr/>
-      <w:r>
-        <w:t>• 恢复优先发布兼容修复。回退旧代码前核对新增列和批次格式；恢复 D1 备份会覆盖备份后的数据，须另行评估。</w:t>
-      </w:r>
-    </w:p>
-    <w:p>
-      <w:pPr>
-        <w:pStyle w:val="Heading2"/>
-      </w:pPr>
-      <w:r>
-        <w:t>后续维护与风险</w:t>
-      </w:r>
-    </w:p>
-    <w:p>
-      <w:pPr/>
-      <w:r>
-        <w:t>旧设计方案曾提出节目单式界面、舞台动效和移植步骤，已实现的部分由当前源码承载；未实现的方向仅是候选，不构成发布状态。数据库连接评估建议先测实际慢查询和请求耗时，再考虑索引或批量查询优化。</w:t>
-      </w:r>
-    </w:p>
-    <w:p>
-      <w:pPr/>
-      <w:r>
-        <w:t>网站在迁移到中国内地的讨论中仍作为现有正式站。迁移完成前要继续维护 Cloudflare 侧的备份、密钥、权限和可恢复发布记录。</w:t>
-      </w:r>
-    </w:p>
-    <w:p>
-      <w:pPr/>
-      <w:r>
-        <w:t>• 监测管理后台鉴权失败、通知请求失败、上传与审核异常、D1 查询耗时及 R2 对象增长。日志不能包含 cookie、CSRF 或用户资料正文。</w:t>
-      </w:r>
-    </w:p>
-    <w:p>
-      <w:pPr/>
-      <w:r>
-        <w:t>• 保留迁移 SQL、测试代码、静态资产和许可文件；本次只清理旧说明和历史证据，不改变线上资源。</w:t>
+        <w:t>五 数据库 文件与媒体存储</w:t>
+      </w:r>
+    </w:p>
+    <w:p>
+      <w:pPr/>
+      <w:r>
+        <w:t>D1 存储账号、成员、作品、版本、演职记录、资源、上传任务、审核及导入记录。数据库结构通过编号迁移演进，目前仓库有 19 个迁移文件，最新是 0019 演职导入（migrations/0019_credit_imports.sql）。维护者应先检查迁移状态，再备份并执行生产迁移，不能把本地数据库已更新当作生产已更新。2026 年 9 月 22 日的历史发布记录称生产已应用至 0019；当前线上迁移状态待重新核验。</w:t>
+      </w:r>
+    </w:p>
+    <w:p>
+      <w:pPr/>
+      <w:r>
+        <w:t>R2 保存照片、剧本、音频等原始字节。代码明确关闭视频上传；照片最多 20 MiB、剧本 50 MiB，音频及其他文件 100 MiB，单片 50 MiB。9 GB 是应用层预算，综合已有对象和预留空间计算，并非 Cloudflare 账户或桶的真实容量上限。上传策略（src/services/upload-policy.ts）给出精确值。资源表仍是文件检索与权限的入口；不要直接把桶内容当作公开站点目录。</w:t>
+      </w:r>
+    </w:p>
+    <w:p>
+      <w:pPr/>
+      <w:r>
+        <w:t>D1 的批处理只能保证 D1 内相关写入的原子性，不能把 R2 对象写入一并纳入。实现用“先写对象、再确认记录；失败时记清理意图并重试”的补偿办法处理跨存储不一致。上传完成（src/services/uploads.ts）、文件清理（src/services/file-cleanup.ts）和定时任务（src/index.ts）形成闭环。此设计减少孤儿文件，但依赖清理任务持续运行；它不是跨 D1、R2 的强事务。</w:t>
+      </w:r>
+    </w:p>
+    <w:p>
+      <w:pPr/>
+      <w:r>
+        <w:t>图片字节可在边缘 Cache API（Worker 可读写的缓存接口）中短期复用。每次请求仍先做 D1 权限判断与 R2 对象检查，再考虑读取内部缓存；给浏览器的响应仍使用私有缓存约束。文件服务（src/services/resource-files.ts）及边缘缓存（src/services/edge-cache.ts）说明了缓存边界。站点设置另有短时间应用缓存，站点资料服务（src/services/site-profile.ts）在修改时失效，但不应据此承诺所有边缘位置瞬时一致。</w:t>
+      </w:r>
+    </w:p>
+    <w:p>
+      <w:pPr/>
+      <w:r>
+        <w:t>生产备份脚本导出 D1 SQL 到本地的忽略目录；它不包含 R2 文件。部署脚本（scripts/predeploy.mjs）中 backup 分支可核对。若需可恢复的完整归档，还必须另外定义 R2 备份、版本和恢复演练，仓库未提供经验证的端到端方案。</w:t>
       </w:r>
     </w:p>
     <w:p>
@@ -247,27 +273,129 @@
         <w:pStyle w:val="Heading1"/>
       </w:pPr>
       <w:r>
-        <w:t>附录</w:t>
-      </w:r>
-    </w:p>
-    <w:p>
-      <w:pPr>
-        <w:pStyle w:val="Heading2"/>
-      </w:pPr>
-      <w:r>
-        <w:t>资料来源与状态口径</w:t>
-      </w:r>
-    </w:p>
-    <w:p>
-      <w:pPr/>
-      <w:r>
-        <w:t>事实依据：本仓库 README.md、package.json、wrangler.jsonc、src、migrations、scripts，以及原 docs 中的 V3、V3.5 发布归档、本地验收指南、验证记录、演职人员批量导入、数据库连接管理评估、优化交接上下文；设计方案与优化提示仅作历史方向参考。</w:t>
-      </w:r>
-    </w:p>
-    <w:p>
-      <w:pPr/>
-      <w:r>
-        <w:t>状态口径：写明“已发布”的信息来自发布归档；“本地”与“未部署”记录不等同于生产状态。文中历史计数、测试数量和时间只表示对应发布批次的证据，不是实时线上统计。</w:t>
+        <w:t>六 权限与安全</w:t>
+      </w:r>
+    </w:p>
+    <w:p>
+      <w:pPr/>
+      <w:r>
+        <w:t>用户登录后获得 HMAC-SHA256 签名的会话令牌；这种签名让服务端能检查令牌是否被篡改。浏览器保存令牌的 Cookie（随请求发送的小型凭据）设置为 HttpOnly、SameSite=Lax，HTTPS 下带 Secure，有效期 14 天。每次需要身份的请求仍按令牌中的用户标识与认证版本查询 D1，以检查账号状态和强制改密条件。令牌（src/auth/session.ts）、Cookie（src/http/cookies.ts）、用户加载（src/middleware/session.ts）分别承担这些职责。密码用 scrypt 保存，同时兼容历史格式的验证，密码实现（src/auth/password.ts）可核对。</w:t>
+      </w:r>
+    </w:p>
+    <w:p>
+      <w:pPr/>
+      <w:r>
+        <w:t>权限不是只看是否登录。路由区分访客、普通成员与管理员；隐藏作品只让管理员访问，关联资源同样受限；上传、下载、审核和批量导入又各有入口检查。作品可见性（src/services/production-visibility.ts）、资源路由（src/routes/resources.ts）、后台门禁（src/middleware/admin-portal.ts）是审查权限时应连读的文件。后台域名只是同一 Worker 的独立入口，不提供天然的第二层服务器隔离。</w:t>
+      </w:r>
+    </w:p>
+    <w:p>
+      <w:pPr/>
+      <w:r>
+        <w:t>写入请求先受 Origin 与 Sec-Fetch-Site 同源检查，再由需要写入的路由检查 CSRF 令牌。页面还设置内容安全策略、禁止嗅探与框架嵌入等响应头；敏感页面和错误响应使用 no-store。安全中间件（src/middleware/security.ts）实现这些规则。生产配置开启 Turnstile，但代码把挑战用于注册和匿名反馈等指定流程，而不是每个请求；服务端会校验挑战动作和主机名，Turnstile 服务（src/services/turnstile.ts）可核对。限流记录放在 D1，限流中间件（src/middleware/request-limits.ts）负责读取与更新。</w:t>
+      </w:r>
+    </w:p>
+    <w:p>
+      <w:pPr>
+        <w:pStyle w:val="Heading1"/>
+      </w:pPr>
+      <w:r>
+        <w:t>七 部署和运维</w:t>
+      </w:r>
+    </w:p>
+    <w:p>
+      <w:pPr/>
+      <w:r>
+        <w:t>本地需要 Node.js 24 或更新版本。安装依赖后运行 npm run db:init 建立本地 D1，再用 npm run dev 启动开发 Worker；命令与版本约束见 package.json（package.json）。本地配置使用名为 blackbox-local 的 D1 与 blackbox-files 的 R2 绑定，不应把本地成功视作已验证生产环境。</w:t>
+      </w:r>
+    </w:p>
+    <w:p>
+      <w:pPr/>
+      <w:r>
+        <w:t>生产发布是显式操作，而不是 git push 自动触发。当前脚本的顺序应理解为：npm run deploy:check 执行格式、类型、后端测试和生产配置 dry run（只模拟构建，不发布）；npm run db:production:backup 导出 D1；npm run db:production:migrate 应用远端迁移；npm run deploy 发布 Worker；npm run smoke:production 对九个公开端点做基本响应检查。命令定义（package.json）、部署脚本（scripts/predeploy.mjs）与生产绑定（wrangler.jsonc）共同说明这条路径。deploy:check 本身不会发布，冒烟检查也无法代替登录、上传与后台操作验收。</w:t>
+      </w:r>
+    </w:p>
+    <w:p>
+      <w:pPr/>
+      <w:r>
+        <w:t>生产 Worker 在两个自定义域名上运行，D1 与 R2 通过 DB、FILES 绑定访问；生产环境声明会话与 Turnstile Secret 为必需项，具体值不应进入仓库。wrangler.jsonc（wrangler.jsonc）仅能证明声明，不能证明 Cloudflare 控制台中资源和 Secret 当前状态。配置启用 Workers 可观测性；错误中间件（src/middleware/errors.ts）只记录请求 ID、路由、状态码和总耗时等有限信息，没有逐条 SQL 查询耗时。故不能仅凭代码给出线上延迟或数据库瓶颈结论。</w:t>
+      </w:r>
+    </w:p>
+    <w:p>
+      <w:pPr/>
+      <w:r>
+        <w:t>仓库历史中的最近一份生产验证记录对应 2026 年 9 月 23 日的成员入社年份筛选发布；更早的 V3.5 记录在 9 月 22 日列出 0019 迁移、自动测试与九项冒烟检查。它们是当时的发布证据，不证明 9 月 26 日线上仍是同一版本，也不证明真实用户流程全部成功。历史记录已从工作树归档删除，可用 git show 2bbe8a4:docs/验证记录.md 与 git show 2bbe8a4:docs/releases/V3.5.md 查阅。</w:t>
+      </w:r>
+    </w:p>
+    <w:p>
+      <w:pPr>
+        <w:pStyle w:val="Heading1"/>
+      </w:pPr>
+      <w:r>
+        <w:t>八 已知限制与后续方向</w:t>
+      </w:r>
+    </w:p>
+    <w:p>
+      <w:pPr/>
+      <w:r>
+        <w:t>当前代码不开放视频上传。直传 R2 的实现存在，但当前线上凭据及启用状态待核验。D1 SQL 备份不覆盖 R2 文件，完整恢复路径仍需设计与演练。历史发布记录有测试和公开端点冒烟检查，但没有本次的线上权限、上传、后台导入或恢复演练结果。现有日志也不足以量化单条 D1 查询或端到端媒体访问表现。这些应作为下一轮运维核验和观测任务，而不是写成已完成能力。</w:t>
+      </w:r>
+    </w:p>
+    <w:p>
+      <w:pPr/>
+      <w:r>
+        <w:t>仍待确认的历史问题有两项：最初选择 Cloudflare 组合的决策过程，以及部分审核规则当时的业务依据。代码能证明系统现在怎样工作，不能证明当初为什么决定这样做。若后续找到会议纪要或负责人确认，可把依据补入本文，并保留核验日期。</w:t>
+      </w:r>
+    </w:p>
+    <w:p>
+      <w:pPr>
+        <w:pStyle w:val="Heading1"/>
+      </w:pPr>
+      <w:r>
+        <w:t>写法参考与核验入口</w:t>
+      </w:r>
+    </w:p>
+    <w:p>
+      <w:pPr/>
+      <w:r>
+        <w:t>本文通过 GitHub 工具查看了持续维护、星标较多且与本项目技术表达有关的项目，只借鉴组织方式：</w:t>
+      </w:r>
+    </w:p>
+    <w:p>
+      <w:pPr>
+        <w:ind w:left="259"/>
+      </w:pPr>
+      <w:r>
+        <w:t>项目 · 参考点 · 本文的使用方式</w:t>
+      </w:r>
+    </w:p>
+    <w:p>
+      <w:pPr>
+        <w:ind w:left="259"/>
+      </w:pPr>
+      <w:r>
+        <w:t>Hono README（https://github.com/honojs/hono/blob/main/README.md） · 先用一句话建立框架定位，再给最小请求示例和深入入口 · 先解释单 Worker，再用两条请求路径展示运行方式</w:t>
+      </w:r>
+    </w:p>
+    <w:p>
+      <w:pPr>
+        <w:ind w:left="259"/>
+      </w:pPr>
+      <w:r>
+        <w:t>Directus README（https://github.com/directus/directus/blob/main/readme.md） · 从读者能完成的任务组织能力，再链接到细节 · 以浏览、投稿、后台导入串起路由与存储</w:t>
+      </w:r>
+    </w:p>
+    <w:p>
+      <w:pPr>
+        <w:ind w:left="259"/>
+      </w:pPr>
+      <w:r>
+        <w:t>Cloudflare Workers SDK README（https://github.com/cloudflare/workers-sdk/blob/main/README.md） · 快速开始与组件目录清楚分层 · 本地启动、生产发布和配置边界各归其位</w:t>
+      </w:r>
+    </w:p>
+    <w:p>
+      <w:pPr/>
+      <w:r>
+        <w:t>技术结论以本仓库所链接代码和配置为准。Cloudflare 产品概念可另查 Workers（https://developers.cloudflare.com/workers/）、D1（https://developers.cloudflare.com/d1/） 与 R2（https://developers.cloudflare.com/r2/） 官方文档；外部项目的业务或技术选择没有移植为本项目事实。</w:t>
       </w:r>
     </w:p>
     <w:sectPr>
@@ -275,7 +403,7 @@
       <w:footerReference r:id="rId10" w:type="default"/>
       <w:type w:val="nextPage"/>
       <w:pgSz w:h="15840" w:w="12240" w:orient="portrait"/>
-      <w:pgMar w:bottom="1440" w:top="1440" w:left="1440" w:right="1440" w:header="720" w:footer="720"/>
+      <w:pgMar w:bottom="979" w:top="1123" w:left="1440" w:right="1440" w:header="720" w:footer="720"/>
       <w:pgNumType w:start="1"/>
     </w:sectPr>
   </w:body>
@@ -533,7 +661,7 @@
                   <w:szCs w:val="17"/>
                   <w:rtl w:val="0"/>
                 </w:rPr>
-                <w:t xml:space="preserve">2026 09 24</w:t>
+                <w:t xml:space="preserve">2026 09 26</w:t>
               </w:r>
             </w:p>
           </w:tc>
@@ -783,8 +911,11 @@
   </w:style>
   <w:style w:type="paragraph" w:styleId="Normal" w:default="1">
     <w:name w:val="normal"/>
+    <w:pPr>
+      <w:spacing w:after="140" w:line="317" w:lineRule="auto"/>
+    </w:pPr>
     <w:rPr>
-      <w:rFonts w:ascii="Microsoft YaHei" w:hAnsi="Microsoft YaHei" w:eastAsia="Microsoft YaHei"/>
+      <w:sz w:val="19"/>
     </w:rPr>
   </w:style>
   <w:style w:type="paragraph" w:styleId="Heading1">
@@ -800,7 +931,7 @@
       <w:rFonts w:ascii="Microsoft YaHei" w:cs="Helvetica Neue" w:eastAsia="Microsoft YaHei" w:hAnsi="Microsoft YaHei"/>
       <w:b w:val="0"/>
       <w:bCs w:val="0"/>
-      <w:color w:val="000000"/>
+      <w:color w:val="621F30"/>
       <w:sz w:val="48"/>
       <w:szCs w:val="48"/>
     </w:rPr>
@@ -818,7 +949,7 @@
       <w:rFonts w:ascii="Microsoft YaHei" w:cs="Helvetica Neue" w:eastAsia="Microsoft YaHei" w:hAnsi="Microsoft YaHei"/>
       <w:b w:val="0"/>
       <w:bCs w:val="0"/>
-      <w:color w:val="000000"/>
+      <w:color w:val="621F30"/>
       <w:sz w:val="30"/>
       <w:szCs w:val="30"/>
     </w:rPr>
@@ -895,7 +1026,8 @@
       <w:rFonts w:ascii="Microsoft YaHei" w:hAnsi="Microsoft YaHei" w:eastAsia="Microsoft YaHei"/>
       <w:b w:val="1"/>
       <w:bCs w:val="1"/>
-      <w:sz w:val="46"/>
+      <w:color w:val="26201E"/>
+      <w:sz w:val="50"/>
       <w:szCs w:val="80"/>
     </w:rPr>
   </w:style>
@@ -905,6 +1037,7 @@
     <w:next w:val="Normal"/>
     <w:pPr/>
     <w:rPr>
+      <w:rFonts w:ascii="Microsoft YaHei" w:hAnsi="Microsoft YaHei" w:eastAsia="Microsoft YaHei"/>
       <w:color w:val="595959"/>
       <w:sz w:val="28"/>
       <w:szCs w:val="28"/>

--- a/黑匣子 Cloudflare 网站技术归档.docx
+++ b/黑匣子 Cloudflare 网站技术归档.docx
@@ -41,6 +41,7 @@
     <w:p>
       <w:pPr>
         <w:pStyle w:val="Heading1"/>
+        <w:pageBreakBefore/>
       </w:pPr>
       <w:r>
         <w:t>二 系统整体架构</w:t>
@@ -53,65 +54,341 @@
       </w:r>
     </w:p>
     <w:p>
-      <w:pPr>
-        <w:ind w:left="259"/>
-      </w:pPr>
-      <w:r>
-        <w:rPr>
-          <w:rFonts w:ascii="Consolas" w:hAnsi="Consolas"/>
-          <w:sz w:val="16"/>
-        </w:rPr>
-        <w:t>浏览器 ── 主站或后台域名 ──► 单个 Cloudflare Worker</w:t>
-      </w:r>
-    </w:p>
-    <w:p>
-      <w:pPr>
-        <w:ind w:left="259"/>
-      </w:pPr>
-      <w:r>
-        <w:rPr>
-          <w:rFonts w:ascii="Consolas" w:hAnsi="Consolas"/>
-          <w:sz w:val="16"/>
-        </w:rPr>
-        <w:t xml:space="preserve">                              ├─ Hono 页面与 API ──► D1 元数据</w:t>
-      </w:r>
-    </w:p>
-    <w:p>
-      <w:pPr>
-        <w:ind w:left="259"/>
-      </w:pPr>
-      <w:r>
-        <w:rPr>
-          <w:rFonts w:ascii="Consolas" w:hAnsi="Consolas"/>
-          <w:sz w:val="16"/>
-        </w:rPr>
-        <w:t xml:space="preserve">                              │                 └──► R2 文件</w:t>
-      </w:r>
-    </w:p>
-    <w:p>
-      <w:pPr>
-        <w:ind w:left="259"/>
-      </w:pPr>
-      <w:r>
-        <w:rPr>
-          <w:rFonts w:ascii="Consolas" w:hAnsi="Consolas"/>
-          <w:sz w:val="16"/>
-        </w:rPr>
-        <w:t xml:space="preserve">                              └─ Static Assets ────► public 静态文件</w:t>
-      </w:r>
-    </w:p>
-    <w:p>
-      <w:pPr>
-        <w:ind w:left="259"/>
-      </w:pPr>
-      <w:r>
-        <w:rPr>
-          <w:rFonts w:ascii="Consolas" w:hAnsi="Consolas"/>
-          <w:sz w:val="16"/>
-        </w:rPr>
-        <w:t>定时触发器 ─────────────────────► 过期任务与清理工作</w:t>
-      </w:r>
-    </w:p>
+      <w:pPr/>
+      <w:r>
+        <w:t>下表中的“处理位置”都属于同一个 Worker；主站和后台只是不同的访问入口。</w:t>
+      </w:r>
+    </w:p>
+    <w:tbl>
+      <w:tblPr>
+        <w:tblW w:type="auto" w:w="0"/>
+        <w:tblLayout w:type="fixed"/>
+        <w:tblLook w:firstColumn="1" w:firstRow="1" w:lastColumn="0" w:lastRow="0" w:noHBand="0" w:noVBand="1" w:val="04A0"/>
+      </w:tblPr>
+      <w:tblGrid>
+        <w:gridCol w:w="3120"/>
+        <w:gridCol w:w="3120"/>
+        <w:gridCol w:w="3120"/>
+      </w:tblGrid>
+      <w:tr>
+        <w:trPr>
+          <w:cantSplit/>
+          <w:tblHeader/>
+        </w:trPr>
+        <w:tc>
+          <w:tcPr>
+            <w:tcW w:type="dxa" w:w="1872"/>
+            <w:shd w:fill="6A2031"/>
+          </w:tcPr>
+          <w:p>
+            <w:pPr>
+              <w:keepNext/>
+              <w:spacing w:after="0" w:line="283" w:lineRule="auto"/>
+            </w:pPr>
+            <w:r>
+              <w:rPr>
+                <w:rFonts w:ascii="Microsoft YaHei" w:hAnsi="Microsoft YaHei"/>
+                <w:b/>
+                <w:color w:val="FFFFFF"/>
+                <w:sz w:val="18"/>
+              </w:rPr>
+              <w:t>入口</w:t>
+            </w:r>
+          </w:p>
+        </w:tc>
+        <w:tc>
+          <w:tcPr>
+            <w:tcW w:type="dxa" w:w="3888"/>
+            <w:shd w:fill="6A2031"/>
+          </w:tcPr>
+          <w:p>
+            <w:pPr>
+              <w:keepNext/>
+              <w:spacing w:after="0" w:line="283" w:lineRule="auto"/>
+            </w:pPr>
+            <w:r>
+              <w:rPr>
+                <w:rFonts w:ascii="Microsoft YaHei" w:hAnsi="Microsoft YaHei"/>
+                <w:b/>
+                <w:color w:val="FFFFFF"/>
+                <w:sz w:val="18"/>
+              </w:rPr>
+              <w:t>同一 Worker 中的处理</w:t>
+            </w:r>
+          </w:p>
+        </w:tc>
+        <w:tc>
+          <w:tcPr>
+            <w:tcW w:type="dxa" w:w="3600"/>
+            <w:shd w:fill="6A2031"/>
+          </w:tcPr>
+          <w:p>
+            <w:pPr>
+              <w:keepNext/>
+              <w:spacing w:after="0" w:line="283" w:lineRule="auto"/>
+            </w:pPr>
+            <w:r>
+              <w:rPr>
+                <w:rFonts w:ascii="Microsoft YaHei" w:hAnsi="Microsoft YaHei"/>
+                <w:b/>
+                <w:color w:val="FFFFFF"/>
+                <w:sz w:val="18"/>
+              </w:rPr>
+              <w:t>数据或结果</w:t>
+            </w:r>
+          </w:p>
+        </w:tc>
+      </w:tr>
+      <w:tr>
+        <w:trPr>
+          <w:cantSplit/>
+        </w:trPr>
+        <w:tc>
+          <w:tcPr>
+            <w:tcW w:type="dxa" w:w="1872"/>
+            <w:shd w:fill="F7F1EB"/>
+          </w:tcPr>
+          <w:p>
+            <w:pPr>
+              <w:keepNext/>
+              <w:spacing w:after="0" w:line="283" w:lineRule="auto"/>
+            </w:pPr>
+            <w:r>
+              <w:rPr>
+                <w:rFonts w:ascii="Microsoft YaHei" w:hAnsi="Microsoft YaHei"/>
+                <w:sz w:val="17"/>
+              </w:rPr>
+              <w:t>主站域名</w:t>
+            </w:r>
+          </w:p>
+        </w:tc>
+        <w:tc>
+          <w:tcPr>
+            <w:tcW w:type="dxa" w:w="3888"/>
+            <w:shd w:fill="F7F1EB"/>
+          </w:tcPr>
+          <w:p>
+            <w:pPr>
+              <w:keepNext/>
+              <w:spacing w:after="0" w:line="283" w:lineRule="auto"/>
+            </w:pPr>
+            <w:r>
+              <w:rPr>
+                <w:rFonts w:ascii="Microsoft YaHei" w:hAnsi="Microsoft YaHei"/>
+                <w:sz w:val="17"/>
+              </w:rPr>
+              <w:t>Hono 页面与 API</w:t>
+            </w:r>
+          </w:p>
+        </w:tc>
+        <w:tc>
+          <w:tcPr>
+            <w:tcW w:type="dxa" w:w="3600"/>
+            <w:shd w:fill="F7F1EB"/>
+          </w:tcPr>
+          <w:p>
+            <w:pPr>
+              <w:keepNext/>
+              <w:spacing w:after="0" w:line="283" w:lineRule="auto"/>
+            </w:pPr>
+            <w:r>
+              <w:rPr>
+                <w:rFonts w:ascii="Microsoft YaHei" w:hAnsi="Microsoft YaHei"/>
+                <w:sz w:val="17"/>
+              </w:rPr>
+              <w:t>D1 资料；按权限读取 R2 文件</w:t>
+            </w:r>
+          </w:p>
+        </w:tc>
+      </w:tr>
+      <w:tr>
+        <w:trPr>
+          <w:cantSplit/>
+        </w:trPr>
+        <w:tc>
+          <w:tcPr>
+            <w:tcW w:type="dxa" w:w="1872"/>
+            <w:shd w:fill="FFFFFF"/>
+          </w:tcPr>
+          <w:p>
+            <w:pPr>
+              <w:keepNext/>
+              <w:spacing w:after="0" w:line="283" w:lineRule="auto"/>
+            </w:pPr>
+            <w:r>
+              <w:rPr>
+                <w:rFonts w:ascii="Microsoft YaHei" w:hAnsi="Microsoft YaHei"/>
+                <w:sz w:val="17"/>
+              </w:rPr>
+              <w:t>后台域名</w:t>
+            </w:r>
+          </w:p>
+        </w:tc>
+        <w:tc>
+          <w:tcPr>
+            <w:tcW w:type="dxa" w:w="3888"/>
+            <w:shd w:fill="FFFFFF"/>
+          </w:tcPr>
+          <w:p>
+            <w:pPr>
+              <w:keepNext/>
+              <w:spacing w:after="0" w:line="283" w:lineRule="auto"/>
+            </w:pPr>
+            <w:r>
+              <w:rPr>
+                <w:rFonts w:ascii="Microsoft YaHei" w:hAnsi="Microsoft YaHei"/>
+                <w:sz w:val="17"/>
+              </w:rPr>
+              <w:t>后台门禁与 Hono 管理路由</w:t>
+            </w:r>
+          </w:p>
+        </w:tc>
+        <w:tc>
+          <w:tcPr>
+            <w:tcW w:type="dxa" w:w="3600"/>
+            <w:shd w:fill="FFFFFF"/>
+          </w:tcPr>
+          <w:p>
+            <w:pPr>
+              <w:keepNext/>
+              <w:spacing w:after="0" w:line="283" w:lineRule="auto"/>
+            </w:pPr>
+            <w:r>
+              <w:rPr>
+                <w:rFonts w:ascii="Microsoft YaHei" w:hAnsi="Microsoft YaHei"/>
+                <w:sz w:val="17"/>
+              </w:rPr>
+              <w:t>D1 管理与审核；按权限操作 R2 文件</w:t>
+            </w:r>
+          </w:p>
+        </w:tc>
+      </w:tr>
+      <w:tr>
+        <w:trPr>
+          <w:cantSplit/>
+        </w:trPr>
+        <w:tc>
+          <w:tcPr>
+            <w:tcW w:type="dxa" w:w="1872"/>
+            <w:shd w:fill="F7F1EB"/>
+          </w:tcPr>
+          <w:p>
+            <w:pPr>
+              <w:keepNext/>
+              <w:spacing w:after="0" w:line="283" w:lineRule="auto"/>
+            </w:pPr>
+            <w:r>
+              <w:rPr>
+                <w:rFonts w:ascii="Microsoft YaHei" w:hAnsi="Microsoft YaHei"/>
+                <w:sz w:val="17"/>
+              </w:rPr>
+              <w:t>静态文件请求</w:t>
+            </w:r>
+          </w:p>
+        </w:tc>
+        <w:tc>
+          <w:tcPr>
+            <w:tcW w:type="dxa" w:w="3888"/>
+            <w:shd w:fill="F7F1EB"/>
+          </w:tcPr>
+          <w:p>
+            <w:pPr>
+              <w:keepNext/>
+              <w:spacing w:after="0" w:line="283" w:lineRule="auto"/>
+            </w:pPr>
+            <w:r>
+              <w:rPr>
+                <w:rFonts w:ascii="Microsoft YaHei" w:hAnsi="Microsoft YaHei"/>
+                <w:sz w:val="17"/>
+              </w:rPr>
+              <w:t>Static Assets 绑定</w:t>
+            </w:r>
+          </w:p>
+        </w:tc>
+        <w:tc>
+          <w:tcPr>
+            <w:tcW w:type="dxa" w:w="3600"/>
+            <w:shd w:fill="F7F1EB"/>
+          </w:tcPr>
+          <w:p>
+            <w:pPr>
+              <w:keepNext/>
+              <w:spacing w:after="0" w:line="283" w:lineRule="auto"/>
+            </w:pPr>
+            <w:r>
+              <w:rPr>
+                <w:rFonts w:ascii="Microsoft YaHei" w:hAnsi="Microsoft YaHei"/>
+                <w:sz w:val="17"/>
+              </w:rPr>
+              <w:t>public 中的脚本、样式和图片</w:t>
+            </w:r>
+          </w:p>
+        </w:tc>
+      </w:tr>
+      <w:tr>
+        <w:trPr>
+          <w:cantSplit/>
+        </w:trPr>
+        <w:tc>
+          <w:tcPr>
+            <w:tcW w:type="dxa" w:w="1872"/>
+            <w:shd w:fill="FFFFFF"/>
+          </w:tcPr>
+          <w:p>
+            <w:pPr>
+              <w:keepNext w:val="0"/>
+              <w:spacing w:after="0" w:line="283" w:lineRule="auto"/>
+            </w:pPr>
+            <w:r>
+              <w:rPr>
+                <w:rFonts w:ascii="Microsoft YaHei" w:hAnsi="Microsoft YaHei"/>
+                <w:sz w:val="17"/>
+              </w:rPr>
+              <w:t>定时触发器</w:t>
+            </w:r>
+          </w:p>
+        </w:tc>
+        <w:tc>
+          <w:tcPr>
+            <w:tcW w:type="dxa" w:w="3888"/>
+            <w:shd w:fill="FFFFFF"/>
+          </w:tcPr>
+          <w:p>
+            <w:pPr>
+              <w:keepNext w:val="0"/>
+              <w:spacing w:after="0" w:line="283" w:lineRule="auto"/>
+            </w:pPr>
+            <w:r>
+              <w:rPr>
+                <w:rFonts w:ascii="Microsoft YaHei" w:hAnsi="Microsoft YaHei"/>
+                <w:sz w:val="17"/>
+              </w:rPr>
+              <w:t>scheduled 入口</w:t>
+            </w:r>
+          </w:p>
+        </w:tc>
+        <w:tc>
+          <w:tcPr>
+            <w:tcW w:type="dxa" w:w="3600"/>
+            <w:shd w:fill="FFFFFF"/>
+          </w:tcPr>
+          <w:p>
+            <w:pPr>
+              <w:keepNext w:val="0"/>
+              <w:spacing w:after="0" w:line="283" w:lineRule="auto"/>
+            </w:pPr>
+            <w:r>
+              <w:rPr>
+                <w:rFonts w:ascii="Microsoft YaHei" w:hAnsi="Microsoft YaHei"/>
+                <w:sz w:val="17"/>
+              </w:rPr>
+              <w:t>过期上传与记录清理</w:t>
+            </w:r>
+          </w:p>
+        </w:tc>
+      </w:tr>
+    </w:tbl>
+    <w:p/>
     <w:p>
       <w:pPr/>
       <w:r>
@@ -173,29 +450,217 @@
       </w:r>
     </w:p>
     <w:p>
-      <w:pPr>
-        <w:ind w:left="259"/>
-      </w:pPr>
-      <w:r>
-        <w:rPr>
-          <w:rFonts w:ascii="Consolas" w:hAnsi="Consolas"/>
-          <w:sz w:val="16"/>
-        </w:rPr>
-        <w:t>GET /productions/:id → 查作品可见性 → 读版本和演职记录 → 读已批准资源 → 返回 HTML</w:t>
-      </w:r>
-    </w:p>
-    <w:p>
-      <w:pPr>
-        <w:ind w:left="259"/>
-      </w:pPr>
-      <w:r>
-        <w:rPr>
-          <w:rFonts w:ascii="Consolas" w:hAnsi="Consolas"/>
-          <w:sz w:val="16"/>
-        </w:rPr>
-        <w:t>GET /resources/:id/... → 查资源与作品状态 → 检查登录和权限 → 读 R2 → 返回文件</w:t>
-      </w:r>
-    </w:p>
+      <w:pPr/>
+      <w:r>
+        <w:t>两条请求的关键检查顺序如下。文件请求在读取 R2 之前必须完成资料和权限检查。</w:t>
+      </w:r>
+    </w:p>
+    <w:tbl>
+      <w:tblPr>
+        <w:tblW w:type="auto" w:w="0"/>
+        <w:tblLayout w:type="fixed"/>
+        <w:tblLook w:firstColumn="1" w:firstRow="1" w:lastColumn="0" w:lastRow="0" w:noHBand="0" w:noVBand="1" w:val="04A0"/>
+      </w:tblPr>
+      <w:tblGrid>
+        <w:gridCol w:w="3120"/>
+        <w:gridCol w:w="3120"/>
+        <w:gridCol w:w="3120"/>
+      </w:tblGrid>
+      <w:tr>
+        <w:trPr>
+          <w:cantSplit/>
+          <w:tblHeader/>
+        </w:trPr>
+        <w:tc>
+          <w:tcPr>
+            <w:tcW w:type="dxa" w:w="2448"/>
+            <w:shd w:fill="6A2031"/>
+          </w:tcPr>
+          <w:p>
+            <w:pPr>
+              <w:keepNext/>
+              <w:spacing w:after="0" w:line="283" w:lineRule="auto"/>
+            </w:pPr>
+            <w:r>
+              <w:rPr>
+                <w:rFonts w:ascii="Microsoft YaHei" w:hAnsi="Microsoft YaHei"/>
+                <w:b/>
+                <w:color w:val="FFFFFF"/>
+                <w:sz w:val="18"/>
+              </w:rPr>
+              <w:t>请求</w:t>
+            </w:r>
+          </w:p>
+        </w:tc>
+        <w:tc>
+          <w:tcPr>
+            <w:tcW w:type="dxa" w:w="3600"/>
+            <w:shd w:fill="6A2031"/>
+          </w:tcPr>
+          <w:p>
+            <w:pPr>
+              <w:keepNext/>
+              <w:spacing w:after="0" w:line="283" w:lineRule="auto"/>
+            </w:pPr>
+            <w:r>
+              <w:rPr>
+                <w:rFonts w:ascii="Microsoft YaHei" w:hAnsi="Microsoft YaHei"/>
+                <w:b/>
+                <w:color w:val="FFFFFF"/>
+                <w:sz w:val="18"/>
+              </w:rPr>
+              <w:t>先检查与读取</w:t>
+            </w:r>
+          </w:p>
+        </w:tc>
+        <w:tc>
+          <w:tcPr>
+            <w:tcW w:type="dxa" w:w="3312"/>
+            <w:shd w:fill="6A2031"/>
+          </w:tcPr>
+          <w:p>
+            <w:pPr>
+              <w:keepNext/>
+              <w:spacing w:after="0" w:line="283" w:lineRule="auto"/>
+            </w:pPr>
+            <w:r>
+              <w:rPr>
+                <w:rFonts w:ascii="Microsoft YaHei" w:hAnsi="Microsoft YaHei"/>
+                <w:b/>
+                <w:color w:val="FFFFFF"/>
+                <w:sz w:val="18"/>
+              </w:rPr>
+              <w:t>返回</w:t>
+            </w:r>
+          </w:p>
+        </w:tc>
+      </w:tr>
+      <w:tr>
+        <w:trPr>
+          <w:cantSplit/>
+        </w:trPr>
+        <w:tc>
+          <w:tcPr>
+            <w:tcW w:type="dxa" w:w="2448"/>
+            <w:shd w:fill="F7F1EB"/>
+          </w:tcPr>
+          <w:p>
+            <w:pPr>
+              <w:keepNext/>
+              <w:spacing w:after="0" w:line="283" w:lineRule="auto"/>
+            </w:pPr>
+            <w:r>
+              <w:rPr>
+                <w:rFonts w:ascii="Microsoft YaHei" w:hAnsi="Microsoft YaHei"/>
+                <w:sz w:val="17"/>
+              </w:rPr>
+              <w:t>作品详情 GET /productions/:id</w:t>
+            </w:r>
+          </w:p>
+        </w:tc>
+        <w:tc>
+          <w:tcPr>
+            <w:tcW w:type="dxa" w:w="3600"/>
+            <w:shd w:fill="F7F1EB"/>
+          </w:tcPr>
+          <w:p>
+            <w:pPr>
+              <w:keepNext/>
+              <w:spacing w:after="0" w:line="283" w:lineRule="auto"/>
+            </w:pPr>
+            <w:r>
+              <w:rPr>
+                <w:rFonts w:ascii="Microsoft YaHei" w:hAnsi="Microsoft YaHei"/>
+                <w:sz w:val="17"/>
+              </w:rPr>
+              <w:t>作品可见性 → 版本和演职记录 → 已批准资源</w:t>
+            </w:r>
+          </w:p>
+        </w:tc>
+        <w:tc>
+          <w:tcPr>
+            <w:tcW w:type="dxa" w:w="3312"/>
+            <w:shd w:fill="F7F1EB"/>
+          </w:tcPr>
+          <w:p>
+            <w:pPr>
+              <w:keepNext/>
+              <w:spacing w:after="0" w:line="283" w:lineRule="auto"/>
+            </w:pPr>
+            <w:r>
+              <w:rPr>
+                <w:rFonts w:ascii="Microsoft YaHei" w:hAnsi="Microsoft YaHei"/>
+                <w:sz w:val="17"/>
+              </w:rPr>
+              <w:t>HTML 页面</w:t>
+            </w:r>
+          </w:p>
+        </w:tc>
+      </w:tr>
+      <w:tr>
+        <w:trPr>
+          <w:cantSplit/>
+        </w:trPr>
+        <w:tc>
+          <w:tcPr>
+            <w:tcW w:type="dxa" w:w="2448"/>
+            <w:shd w:fill="FFFFFF"/>
+          </w:tcPr>
+          <w:p>
+            <w:pPr>
+              <w:keepNext w:val="0"/>
+              <w:spacing w:after="0" w:line="283" w:lineRule="auto"/>
+            </w:pPr>
+            <w:r>
+              <w:rPr>
+                <w:rFonts w:ascii="Microsoft YaHei" w:hAnsi="Microsoft YaHei"/>
+                <w:sz w:val="17"/>
+              </w:rPr>
+              <w:t>资源文件 GET /resources/:id/...</w:t>
+            </w:r>
+          </w:p>
+        </w:tc>
+        <w:tc>
+          <w:tcPr>
+            <w:tcW w:type="dxa" w:w="3600"/>
+            <w:shd w:fill="FFFFFF"/>
+          </w:tcPr>
+          <w:p>
+            <w:pPr>
+              <w:keepNext w:val="0"/>
+              <w:spacing w:after="0" w:line="283" w:lineRule="auto"/>
+            </w:pPr>
+            <w:r>
+              <w:rPr>
+                <w:rFonts w:ascii="Microsoft YaHei" w:hAnsi="Microsoft YaHei"/>
+                <w:sz w:val="17"/>
+              </w:rPr>
+              <w:t>资源及关联作品状态 → 登录和权限 → R2 对象</w:t>
+            </w:r>
+          </w:p>
+        </w:tc>
+        <w:tc>
+          <w:tcPr>
+            <w:tcW w:type="dxa" w:w="3312"/>
+            <w:shd w:fill="FFFFFF"/>
+          </w:tcPr>
+          <w:p>
+            <w:pPr>
+              <w:keepNext w:val="0"/>
+              <w:spacing w:after="0" w:line="283" w:lineRule="auto"/>
+            </w:pPr>
+            <w:r>
+              <w:rPr>
+                <w:rFonts w:ascii="Microsoft YaHei" w:hAnsi="Microsoft YaHei"/>
+                <w:sz w:val="17"/>
+              </w:rPr>
+              <w:t>文件内容</w:t>
+            </w:r>
+          </w:p>
+        </w:tc>
+      </w:tr>
+    </w:tbl>
+    <w:p/>
     <w:p>
       <w:pPr>
         <w:pStyle w:val="Heading2"/>
@@ -216,6 +681,274 @@
         <w:t>完成上传后，系统合并对象并写入资源记录。管理员或符合代码中低风险规则的已登录成员投稿可自动批准，其余进入待审核状态；“文件已进入 R2”不等于“访客已经能看”。完成流程（src/services/uploads.ts）和资源查询（src/routes/resources.ts）给出实际状态转换。失败或撤销留下的对象由清理队列处理，见第五节。</w:t>
       </w:r>
     </w:p>
+    <w:tbl>
+      <w:tblPr>
+        <w:tblW w:type="auto" w:w="0"/>
+        <w:tblLayout w:type="fixed"/>
+        <w:tblLook w:firstColumn="1" w:firstRow="1" w:lastColumn="0" w:lastRow="0" w:noHBand="0" w:noVBand="1" w:val="04A0"/>
+      </w:tblPr>
+      <w:tblGrid>
+        <w:gridCol w:w="3120"/>
+        <w:gridCol w:w="3120"/>
+        <w:gridCol w:w="3120"/>
+      </w:tblGrid>
+      <w:tr>
+        <w:trPr>
+          <w:cantSplit/>
+          <w:tblHeader/>
+        </w:trPr>
+        <w:tc>
+          <w:tcPr>
+            <w:tcW w:type="dxa" w:w="1872"/>
+            <w:shd w:fill="6A2031"/>
+          </w:tcPr>
+          <w:p>
+            <w:pPr>
+              <w:keepNext/>
+              <w:spacing w:after="0" w:line="283" w:lineRule="auto"/>
+            </w:pPr>
+            <w:r>
+              <w:rPr>
+                <w:rFonts w:ascii="Microsoft YaHei" w:hAnsi="Microsoft YaHei"/>
+                <w:b/>
+                <w:color w:val="FFFFFF"/>
+                <w:sz w:val="18"/>
+              </w:rPr>
+              <w:t>阶段</w:t>
+            </w:r>
+          </w:p>
+        </w:tc>
+        <w:tc>
+          <w:tcPr>
+            <w:tcW w:type="dxa" w:w="3888"/>
+            <w:shd w:fill="6A2031"/>
+          </w:tcPr>
+          <w:p>
+            <w:pPr>
+              <w:keepNext/>
+              <w:spacing w:after="0" w:line="283" w:lineRule="auto"/>
+            </w:pPr>
+            <w:r>
+              <w:rPr>
+                <w:rFonts w:ascii="Microsoft YaHei" w:hAnsi="Microsoft YaHei"/>
+                <w:b/>
+                <w:color w:val="FFFFFF"/>
+                <w:sz w:val="18"/>
+              </w:rPr>
+              <w:t>系统动作</w:t>
+            </w:r>
+          </w:p>
+        </w:tc>
+        <w:tc>
+          <w:tcPr>
+            <w:tcW w:type="dxa" w:w="3600"/>
+            <w:shd w:fill="6A2031"/>
+          </w:tcPr>
+          <w:p>
+            <w:pPr>
+              <w:keepNext/>
+              <w:spacing w:after="0" w:line="283" w:lineRule="auto"/>
+            </w:pPr>
+            <w:r>
+              <w:rPr>
+                <w:rFonts w:ascii="Microsoft YaHei" w:hAnsi="Microsoft YaHei"/>
+                <w:b/>
+                <w:color w:val="FFFFFF"/>
+                <w:sz w:val="18"/>
+              </w:rPr>
+              <w:t>对访客的影响</w:t>
+            </w:r>
+          </w:p>
+        </w:tc>
+      </w:tr>
+      <w:tr>
+        <w:trPr>
+          <w:cantSplit/>
+        </w:trPr>
+        <w:tc>
+          <w:tcPr>
+            <w:tcW w:type="dxa" w:w="1872"/>
+            <w:shd w:fill="F7F1EB"/>
+          </w:tcPr>
+          <w:p>
+            <w:pPr>
+              <w:keepNext/>
+              <w:spacing w:after="0" w:line="283" w:lineRule="auto"/>
+            </w:pPr>
+            <w:r>
+              <w:rPr>
+                <w:rFonts w:ascii="Microsoft YaHei" w:hAnsi="Microsoft YaHei"/>
+                <w:sz w:val="17"/>
+              </w:rPr>
+              <w:t>创建任务</w:t>
+            </w:r>
+          </w:p>
+        </w:tc>
+        <w:tc>
+          <w:tcPr>
+            <w:tcW w:type="dxa" w:w="3888"/>
+            <w:shd w:fill="F7F1EB"/>
+          </w:tcPr>
+          <w:p>
+            <w:pPr>
+              <w:keepNext/>
+              <w:spacing w:after="0" w:line="283" w:lineRule="auto"/>
+            </w:pPr>
+            <w:r>
+              <w:rPr>
+                <w:rFonts w:ascii="Microsoft YaHei" w:hAnsi="Microsoft YaHei"/>
+                <w:sz w:val="17"/>
+              </w:rPr>
+              <w:t>验证身份、文件规则与空间，预留容量</w:t>
+            </w:r>
+          </w:p>
+        </w:tc>
+        <w:tc>
+          <w:tcPr>
+            <w:tcW w:type="dxa" w:w="3600"/>
+            <w:shd w:fill="F7F1EB"/>
+          </w:tcPr>
+          <w:p>
+            <w:pPr>
+              <w:keepNext/>
+              <w:spacing w:after="0" w:line="283" w:lineRule="auto"/>
+            </w:pPr>
+            <w:r>
+              <w:rPr>
+                <w:rFonts w:ascii="Microsoft YaHei" w:hAnsi="Microsoft YaHei"/>
+                <w:sz w:val="17"/>
+              </w:rPr>
+              <w:t>尚无公开资源</w:t>
+            </w:r>
+          </w:p>
+        </w:tc>
+      </w:tr>
+      <w:tr>
+        <w:trPr>
+          <w:cantSplit/>
+        </w:trPr>
+        <w:tc>
+          <w:tcPr>
+            <w:tcW w:type="dxa" w:w="1872"/>
+            <w:shd w:fill="FFFFFF"/>
+          </w:tcPr>
+          <w:p>
+            <w:pPr>
+              <w:keepNext/>
+              <w:spacing w:after="0" w:line="283" w:lineRule="auto"/>
+            </w:pPr>
+            <w:r>
+              <w:rPr>
+                <w:rFonts w:ascii="Microsoft YaHei" w:hAnsi="Microsoft YaHei"/>
+                <w:sz w:val="17"/>
+              </w:rPr>
+              <w:t>传输文件</w:t>
+            </w:r>
+          </w:p>
+        </w:tc>
+        <w:tc>
+          <w:tcPr>
+            <w:tcW w:type="dxa" w:w="3888"/>
+            <w:shd w:fill="FFFFFF"/>
+          </w:tcPr>
+          <w:p>
+            <w:pPr>
+              <w:keepNext/>
+              <w:spacing w:after="0" w:line="283" w:lineRule="auto"/>
+            </w:pPr>
+            <w:r>
+              <w:rPr>
+                <w:rFonts w:ascii="Microsoft YaHei" w:hAnsi="Microsoft YaHei"/>
+                <w:sz w:val="17"/>
+              </w:rPr>
+              <w:t>Worker 分片写入 R2；符合条件时可选择直传</w:t>
+            </w:r>
+          </w:p>
+        </w:tc>
+        <w:tc>
+          <w:tcPr>
+            <w:tcW w:type="dxa" w:w="3600"/>
+            <w:shd w:fill="FFFFFF"/>
+          </w:tcPr>
+          <w:p>
+            <w:pPr>
+              <w:keepNext/>
+              <w:spacing w:after="0" w:line="283" w:lineRule="auto"/>
+            </w:pPr>
+            <w:r>
+              <w:rPr>
+                <w:rFonts w:ascii="Microsoft YaHei" w:hAnsi="Microsoft YaHei"/>
+                <w:sz w:val="17"/>
+              </w:rPr>
+              <w:t>文件仍不可见</w:t>
+            </w:r>
+          </w:p>
+        </w:tc>
+      </w:tr>
+      <w:tr>
+        <w:trPr>
+          <w:cantSplit/>
+        </w:trPr>
+        <w:tc>
+          <w:tcPr>
+            <w:tcW w:type="dxa" w:w="1872"/>
+            <w:shd w:fill="F7F1EB"/>
+          </w:tcPr>
+          <w:p>
+            <w:pPr>
+              <w:keepNext w:val="0"/>
+              <w:spacing w:after="0" w:line="283" w:lineRule="auto"/>
+            </w:pPr>
+            <w:r>
+              <w:rPr>
+                <w:rFonts w:ascii="Microsoft YaHei" w:hAnsi="Microsoft YaHei"/>
+                <w:sz w:val="17"/>
+              </w:rPr>
+              <w:t>完成与审核</w:t>
+            </w:r>
+          </w:p>
+        </w:tc>
+        <w:tc>
+          <w:tcPr>
+            <w:tcW w:type="dxa" w:w="3888"/>
+            <w:shd w:fill="F7F1EB"/>
+          </w:tcPr>
+          <w:p>
+            <w:pPr>
+              <w:keepNext w:val="0"/>
+              <w:spacing w:after="0" w:line="283" w:lineRule="auto"/>
+            </w:pPr>
+            <w:r>
+              <w:rPr>
+                <w:rFonts w:ascii="Microsoft YaHei" w:hAnsi="Microsoft YaHei"/>
+                <w:sz w:val="17"/>
+              </w:rPr>
+              <w:t>合并文件、写入 D1 资源记录并确定审核状态</w:t>
+            </w:r>
+          </w:p>
+        </w:tc>
+        <w:tc>
+          <w:tcPr>
+            <w:tcW w:type="dxa" w:w="3600"/>
+            <w:shd w:fill="F7F1EB"/>
+          </w:tcPr>
+          <w:p>
+            <w:pPr>
+              <w:keepNext w:val="0"/>
+              <w:spacing w:after="0" w:line="283" w:lineRule="auto"/>
+            </w:pPr>
+            <w:r>
+              <w:rPr>
+                <w:rFonts w:ascii="Microsoft YaHei" w:hAnsi="Microsoft YaHei"/>
+                <w:sz w:val="17"/>
+              </w:rPr>
+              <w:t>仅获批准且所属作品可见的资源可以公开</w:t>
+            </w:r>
+          </w:p>
+        </w:tc>
+      </w:tr>
+    </w:tbl>
+    <w:p/>
     <w:p>
       <w:pPr>
         <w:pStyle w:val="Heading2"/>
@@ -349,6 +1082,7 @@
     <w:p>
       <w:pPr>
         <w:pStyle w:val="Heading1"/>
+        <w:pageBreakBefore/>
       </w:pPr>
       <w:r>
         <w:t>写法参考与核验入口</w:t>
@@ -360,38 +1094,274 @@
         <w:t>本文通过 GitHub 工具查看了持续维护、星标较多且与本项目技术表达有关的项目，只借鉴组织方式：</w:t>
       </w:r>
     </w:p>
-    <w:p>
-      <w:pPr>
-        <w:ind w:left="259"/>
-      </w:pPr>
-      <w:r>
-        <w:t>项目 · 参考点 · 本文的使用方式</w:t>
-      </w:r>
-    </w:p>
-    <w:p>
-      <w:pPr>
-        <w:ind w:left="259"/>
-      </w:pPr>
-      <w:r>
-        <w:t>Hono README（https://github.com/honojs/hono/blob/main/README.md） · 先用一句话建立框架定位，再给最小请求示例和深入入口 · 先解释单 Worker，再用两条请求路径展示运行方式</w:t>
-      </w:r>
-    </w:p>
-    <w:p>
-      <w:pPr>
-        <w:ind w:left="259"/>
-      </w:pPr>
-      <w:r>
-        <w:t>Directus README（https://github.com/directus/directus/blob/main/readme.md） · 从读者能完成的任务组织能力，再链接到细节 · 以浏览、投稿、后台导入串起路由与存储</w:t>
-      </w:r>
-    </w:p>
-    <w:p>
-      <w:pPr>
-        <w:ind w:left="259"/>
-      </w:pPr>
-      <w:r>
-        <w:t>Cloudflare Workers SDK README（https://github.com/cloudflare/workers-sdk/blob/main/README.md） · 快速开始与组件目录清楚分层 · 本地启动、生产发布和配置边界各归其位</w:t>
-      </w:r>
-    </w:p>
+    <w:tbl>
+      <w:tblPr>
+        <w:tblW w:type="auto" w:w="0"/>
+        <w:tblLayout w:type="fixed"/>
+        <w:tblLook w:firstColumn="1" w:firstRow="1" w:lastColumn="0" w:lastRow="0" w:noHBand="0" w:noVBand="1" w:val="04A0"/>
+      </w:tblPr>
+      <w:tblGrid>
+        <w:gridCol w:w="3120"/>
+        <w:gridCol w:w="3120"/>
+        <w:gridCol w:w="3120"/>
+      </w:tblGrid>
+      <w:tr>
+        <w:trPr>
+          <w:cantSplit/>
+          <w:tblHeader/>
+        </w:trPr>
+        <w:tc>
+          <w:tcPr>
+            <w:tcW w:type="dxa" w:w="1872"/>
+            <w:shd w:fill="6A2031"/>
+          </w:tcPr>
+          <w:p>
+            <w:pPr>
+              <w:keepNext/>
+              <w:spacing w:after="0" w:line="283" w:lineRule="auto"/>
+            </w:pPr>
+            <w:r>
+              <w:rPr>
+                <w:rFonts w:ascii="Microsoft YaHei" w:hAnsi="Microsoft YaHei"/>
+                <w:b/>
+                <w:color w:val="FFFFFF"/>
+                <w:sz w:val="18"/>
+              </w:rPr>
+              <w:t>项目</w:t>
+            </w:r>
+          </w:p>
+        </w:tc>
+        <w:tc>
+          <w:tcPr>
+            <w:tcW w:type="dxa" w:w="3888"/>
+            <w:shd w:fill="6A2031"/>
+          </w:tcPr>
+          <w:p>
+            <w:pPr>
+              <w:keepNext/>
+              <w:spacing w:after="0" w:line="283" w:lineRule="auto"/>
+            </w:pPr>
+            <w:r>
+              <w:rPr>
+                <w:rFonts w:ascii="Microsoft YaHei" w:hAnsi="Microsoft YaHei"/>
+                <w:b/>
+                <w:color w:val="FFFFFF"/>
+                <w:sz w:val="18"/>
+              </w:rPr>
+              <w:t>参考点</w:t>
+            </w:r>
+          </w:p>
+        </w:tc>
+        <w:tc>
+          <w:tcPr>
+            <w:tcW w:type="dxa" w:w="3600"/>
+            <w:shd w:fill="6A2031"/>
+          </w:tcPr>
+          <w:p>
+            <w:pPr>
+              <w:keepNext/>
+              <w:spacing w:after="0" w:line="283" w:lineRule="auto"/>
+            </w:pPr>
+            <w:r>
+              <w:rPr>
+                <w:rFonts w:ascii="Microsoft YaHei" w:hAnsi="Microsoft YaHei"/>
+                <w:b/>
+                <w:color w:val="FFFFFF"/>
+                <w:sz w:val="18"/>
+              </w:rPr>
+              <w:t>本文的使用方式</w:t>
+            </w:r>
+          </w:p>
+        </w:tc>
+      </w:tr>
+      <w:tr>
+        <w:trPr>
+          <w:cantSplit/>
+        </w:trPr>
+        <w:tc>
+          <w:tcPr>
+            <w:tcW w:type="dxa" w:w="1872"/>
+            <w:shd w:fill="F7F1EB"/>
+          </w:tcPr>
+          <w:p>
+            <w:pPr>
+              <w:keepNext/>
+              <w:spacing w:after="0" w:line="283" w:lineRule="auto"/>
+            </w:pPr>
+            <w:r>
+              <w:rPr>
+                <w:rFonts w:ascii="Microsoft YaHei" w:hAnsi="Microsoft YaHei"/>
+                <w:sz w:val="17"/>
+              </w:rPr>
+              <w:t>Hono README（https://github.com/honojs/hono/blob/main/README.md）</w:t>
+            </w:r>
+          </w:p>
+        </w:tc>
+        <w:tc>
+          <w:tcPr>
+            <w:tcW w:type="dxa" w:w="3888"/>
+            <w:shd w:fill="F7F1EB"/>
+          </w:tcPr>
+          <w:p>
+            <w:pPr>
+              <w:keepNext/>
+              <w:spacing w:after="0" w:line="283" w:lineRule="auto"/>
+            </w:pPr>
+            <w:r>
+              <w:rPr>
+                <w:rFonts w:ascii="Microsoft YaHei" w:hAnsi="Microsoft YaHei"/>
+                <w:sz w:val="17"/>
+              </w:rPr>
+              <w:t>先用一句话建立框架定位，再给最小请求示例和深入入口</w:t>
+            </w:r>
+          </w:p>
+        </w:tc>
+        <w:tc>
+          <w:tcPr>
+            <w:tcW w:type="dxa" w:w="3600"/>
+            <w:shd w:fill="F7F1EB"/>
+          </w:tcPr>
+          <w:p>
+            <w:pPr>
+              <w:keepNext/>
+              <w:spacing w:after="0" w:line="283" w:lineRule="auto"/>
+            </w:pPr>
+            <w:r>
+              <w:rPr>
+                <w:rFonts w:ascii="Microsoft YaHei" w:hAnsi="Microsoft YaHei"/>
+                <w:sz w:val="17"/>
+              </w:rPr>
+              <w:t>先解释单 Worker，再用两条请求路径展示运行方式</w:t>
+            </w:r>
+          </w:p>
+        </w:tc>
+      </w:tr>
+      <w:tr>
+        <w:trPr>
+          <w:cantSplit/>
+        </w:trPr>
+        <w:tc>
+          <w:tcPr>
+            <w:tcW w:type="dxa" w:w="1872"/>
+            <w:shd w:fill="FFFFFF"/>
+          </w:tcPr>
+          <w:p>
+            <w:pPr>
+              <w:keepNext/>
+              <w:spacing w:after="0" w:line="283" w:lineRule="auto"/>
+            </w:pPr>
+            <w:r>
+              <w:rPr>
+                <w:rFonts w:ascii="Microsoft YaHei" w:hAnsi="Microsoft YaHei"/>
+                <w:sz w:val="17"/>
+              </w:rPr>
+              <w:t>Directus README（https://github.com/directus/directus/blob/main/readme.md）</w:t>
+            </w:r>
+          </w:p>
+        </w:tc>
+        <w:tc>
+          <w:tcPr>
+            <w:tcW w:type="dxa" w:w="3888"/>
+            <w:shd w:fill="FFFFFF"/>
+          </w:tcPr>
+          <w:p>
+            <w:pPr>
+              <w:keepNext/>
+              <w:spacing w:after="0" w:line="283" w:lineRule="auto"/>
+            </w:pPr>
+            <w:r>
+              <w:rPr>
+                <w:rFonts w:ascii="Microsoft YaHei" w:hAnsi="Microsoft YaHei"/>
+                <w:sz w:val="17"/>
+              </w:rPr>
+              <w:t>从读者能完成的任务组织能力，再链接到细节</w:t>
+            </w:r>
+          </w:p>
+        </w:tc>
+        <w:tc>
+          <w:tcPr>
+            <w:tcW w:type="dxa" w:w="3600"/>
+            <w:shd w:fill="FFFFFF"/>
+          </w:tcPr>
+          <w:p>
+            <w:pPr>
+              <w:keepNext/>
+              <w:spacing w:after="0" w:line="283" w:lineRule="auto"/>
+            </w:pPr>
+            <w:r>
+              <w:rPr>
+                <w:rFonts w:ascii="Microsoft YaHei" w:hAnsi="Microsoft YaHei"/>
+                <w:sz w:val="17"/>
+              </w:rPr>
+              <w:t>以浏览、投稿、后台导入串起路由与存储</w:t>
+            </w:r>
+          </w:p>
+        </w:tc>
+      </w:tr>
+      <w:tr>
+        <w:trPr>
+          <w:cantSplit/>
+        </w:trPr>
+        <w:tc>
+          <w:tcPr>
+            <w:tcW w:type="dxa" w:w="1872"/>
+            <w:shd w:fill="F7F1EB"/>
+          </w:tcPr>
+          <w:p>
+            <w:pPr>
+              <w:keepNext w:val="0"/>
+              <w:spacing w:after="0" w:line="283" w:lineRule="auto"/>
+            </w:pPr>
+            <w:r>
+              <w:rPr>
+                <w:rFonts w:ascii="Microsoft YaHei" w:hAnsi="Microsoft YaHei"/>
+                <w:sz w:val="17"/>
+              </w:rPr>
+              <w:t>Cloudflare Workers SDK README（https://github.com/cloudflare/workers-sdk/blob/main/README.md）</w:t>
+            </w:r>
+          </w:p>
+        </w:tc>
+        <w:tc>
+          <w:tcPr>
+            <w:tcW w:type="dxa" w:w="3888"/>
+            <w:shd w:fill="F7F1EB"/>
+          </w:tcPr>
+          <w:p>
+            <w:pPr>
+              <w:keepNext w:val="0"/>
+              <w:spacing w:after="0" w:line="283" w:lineRule="auto"/>
+            </w:pPr>
+            <w:r>
+              <w:rPr>
+                <w:rFonts w:ascii="Microsoft YaHei" w:hAnsi="Microsoft YaHei"/>
+                <w:sz w:val="17"/>
+              </w:rPr>
+              <w:t>快速开始与组件目录清楚分层</w:t>
+            </w:r>
+          </w:p>
+        </w:tc>
+        <w:tc>
+          <w:tcPr>
+            <w:tcW w:type="dxa" w:w="3600"/>
+            <w:shd w:fill="F7F1EB"/>
+          </w:tcPr>
+          <w:p>
+            <w:pPr>
+              <w:keepNext w:val="0"/>
+              <w:spacing w:after="0" w:line="283" w:lineRule="auto"/>
+            </w:pPr>
+            <w:r>
+              <w:rPr>
+                <w:rFonts w:ascii="Microsoft YaHei" w:hAnsi="Microsoft YaHei"/>
+                <w:sz w:val="17"/>
+              </w:rPr>
+              <w:t>本地启动、生产发布和配置边界各归其位</w:t>
+            </w:r>
+          </w:p>
+        </w:tc>
+      </w:tr>
+    </w:tbl>
+    <w:p/>
     <w:p>
       <w:pPr/>
       <w:r>

--- a/黑匣子 Cloudflare 网站技术归档.docx
+++ b/黑匣子 Cloudflare 网站技术归档.docx
@@ -15,7 +15,7 @@
         <w:ind w:left="288" w:right="288"/>
       </w:pPr>
       <w:r>
-        <w:t>阅读基准：2026 年 9 月 26 日的仓库代码与配置。本文解释这套网站如何工作，也区分“代码中存在”“历史记录曾验证”和“当前线上尚未核验”。面向第一次接触项目的维护者。可打印版本见同目录的 DOCX 与 PDF。</w:t>
+        <w:t>给接手网站维护的人：这份文档说明网站现在怎样运行、资料放在哪里、一次操作会经过哪些检查，以及发布时要注意什么。内容按 2026 年 9 月 26 日的仓库代码整理；线上环境当天的实际状态没有重新登录核验。</w:t>
       </w:r>
     </w:p>
     <w:p>
@@ -23,19 +23,25 @@
         <w:pStyle w:val="Heading1"/>
       </w:pPr>
       <w:r>
-        <w:t>一 项目背景与目标</w:t>
-      </w:r>
-    </w:p>
-    <w:p>
-      <w:pPr/>
-      <w:r>
-        <w:t>黑匣子网站保存校园戏剧社团的作品、演职人员与相关资料。读者可能只想查一部剧的演出版本和参与者；成员可能要补充剧本、照片或音频；管理员则需要核对资料、管理可见范围。网站把这三种需求放进同一套资料模型：作品是被归档的剧目，版本区分同一剧目的不同演出，成员与演职记录把人和版本联系起来，资源则指照片、剧本、音频等文件及其描述。对应关系可从 数据库迁移（migrations/0001_core.sql）、版本迁移（migrations/0015_production_editions.sql）及作品页面（src/routes/productions.ts）核对。</w:t>
-      </w:r>
-    </w:p>
-    <w:p>
-      <w:pPr/>
-      <w:r>
-        <w:t>系统的目标是让公开资料可浏览、让投稿有审核入口、让后台操作留下可追踪的数据。它目前是一个由 Cloudflare Worker 承载的网站，并非几个独立部署的前后端服务。原始技术选型时为何采用 Cloudflare，仓库没有足够的决策记录；本文只解释现有实现及其影响，不倒推当时的动机。</w:t>
+        <w:t>一 网站要保存什么</w:t>
+      </w:r>
+    </w:p>
+    <w:p>
+      <w:pPr/>
+      <w:r>
+        <w:t>黑匣子网站是校园戏剧社团的资料库。访客可以找作品、演出版本、演职人员和已公开的照片等资料；登录成员可以补充文件；管理员负责审核、整理档案和管理可见范围。</w:t>
+      </w:r>
+    </w:p>
+    <w:p>
+      <w:pPr/>
+      <w:r>
+        <w:t>资料之间有一条简单的关系：一部作品可以有多个演出版本；每个版本关联参与的成员和他们的演职工作；照片、剧本、音频等作为资源挂在作品或版本下。这样查询一部剧时，页面能把“哪次演出、谁参与、有哪些资料”放在一起，而不会把不同年份的演出混成一条记录。</w:t>
+      </w:r>
+    </w:p>
+    <w:p>
+      <w:pPr/>
+      <w:r>
+        <w:t>网站希望做到三件事：让公开资料容易找到，让新资料经过合适的审核再公开，让维护者知道某份资料和文件属于哪里。当前系统部署在 Cloudflare 上，由一个 Worker 处理网站请求。</w:t>
       </w:r>
     </w:p>
     <w:p>
@@ -44,19 +50,13 @@
         <w:pageBreakBefore/>
       </w:pPr>
       <w:r>
-        <w:t>二 系统整体架构</w:t>
-      </w:r>
-    </w:p>
-    <w:p>
-      <w:pPr/>
-      <w:r>
-        <w:t>浏览器访问主站 npublackbox.online 或后台域名 admin.npublackbox.online 时，请求进入同一个 Worker。Worker 使用 Hono 路由，动态页面在服务端生成 HTML；静态脚本、样式和图片由 Static Assets 绑定提供。D1 保存成员、作品、资源元数据及审核状态，R2 保存上传文件的字节。这里的 D1 是 Cloudflare 的 SQL 数据库绑定，R2 是对象存储；前者回答“这是什么、谁能看”，后者保存“文件内容是什么”。绑定与域名见 wrangler.jsonc（wrangler.jsonc），入口和路由装配见 src/index.ts（src/index.ts）。</w:t>
-      </w:r>
-    </w:p>
-    <w:p>
-      <w:pPr/>
-      <w:r>
-        <w:t>下表中的“处理位置”都属于同一个 Worker；主站和后台只是不同的访问入口。</w:t>
+        <w:t>二 请求进入网站后发生什么</w:t>
+      </w:r>
+    </w:p>
+    <w:p>
+      <w:pPr/>
+      <w:r>
+        <w:t>主站 npublackbox.online 和后台 admin.npublackbox.online 都进入同一个 Cloudflare Worker。可以把 Worker 理解为网站的服务器程序：它接收请求、检查身份、查资料，再返回页面或文件。后台域名有额外的管理员门禁，但不是另一台服务器。</w:t>
       </w:r>
     </w:p>
     <w:tbl>
@@ -177,7 +177,7 @@
                 <w:rFonts w:ascii="Microsoft YaHei" w:hAnsi="Microsoft YaHei"/>
                 <w:sz w:val="17"/>
               </w:rPr>
-              <w:t>Hono 页面与 API</w:t>
+              <w:t>生成公开页面，处理页面操作</w:t>
             </w:r>
           </w:p>
         </w:tc>
@@ -196,7 +196,7 @@
                 <w:rFonts w:ascii="Microsoft YaHei" w:hAnsi="Microsoft YaHei"/>
                 <w:sz w:val="17"/>
               </w:rPr>
-              <w:t>D1 资料；按权限读取 R2 文件</w:t>
+              <w:t>从 D1 读资料；按权限从 R2 读文件</w:t>
             </w:r>
           </w:p>
         </w:tc>
@@ -239,7 +239,7 @@
                 <w:rFonts w:ascii="Microsoft YaHei" w:hAnsi="Microsoft YaHei"/>
                 <w:sz w:val="17"/>
               </w:rPr>
-              <w:t>后台门禁与 Hono 管理路由</w:t>
+              <w:t>先检查管理员身份，再处理管理操作</w:t>
             </w:r>
           </w:p>
         </w:tc>
@@ -258,7 +258,7 @@
                 <w:rFonts w:ascii="Microsoft YaHei" w:hAnsi="Microsoft YaHei"/>
                 <w:sz w:val="17"/>
               </w:rPr>
-              <w:t>D1 管理与审核；按权限操作 R2 文件</w:t>
+              <w:t>在 D1 中修改资料和审核状态</w:t>
             </w:r>
           </w:p>
         </w:tc>
@@ -301,7 +301,7 @@
                 <w:rFonts w:ascii="Microsoft YaHei" w:hAnsi="Microsoft YaHei"/>
                 <w:sz w:val="17"/>
               </w:rPr>
-              <w:t>Static Assets 绑定</w:t>
+              <w:t>交给 Static Assets</w:t>
             </w:r>
           </w:p>
         </w:tc>
@@ -320,7 +320,7 @@
                 <w:rFonts w:ascii="Microsoft YaHei" w:hAnsi="Microsoft YaHei"/>
                 <w:sz w:val="17"/>
               </w:rPr>
-              <w:t>public 中的脚本、样式和图片</w:t>
+              <w:t>返回 public 中的脚本、样式和图片</w:t>
             </w:r>
           </w:p>
         </w:tc>
@@ -363,7 +363,7 @@
                 <w:rFonts w:ascii="Microsoft YaHei" w:hAnsi="Microsoft YaHei"/>
                 <w:sz w:val="17"/>
               </w:rPr>
-              <w:t>scheduled 入口</w:t>
+              <w:t>执行后台维护任务</w:t>
             </w:r>
           </w:p>
         </w:tc>
@@ -382,7 +382,7 @@
                 <w:rFonts w:ascii="Microsoft YaHei" w:hAnsi="Microsoft YaHei"/>
                 <w:sz w:val="17"/>
               </w:rPr>
-              <w:t>过期上传与记录清理</w:t>
+              <w:t>清理过期上传、限流记录和导入明细</w:t>
             </w:r>
           </w:p>
         </w:tc>
@@ -392,7 +392,7 @@
     <w:p>
       <w:pPr/>
       <w:r>
-        <w:t>两个域名承担不同的入口职责，但后台没有单独服务器。后台域名的访问门禁由 admin-portal 中间件（src/middleware/admin-portal.ts）执行。Worker 每小时第 17 分钟收到一次定时触发，处理过期上传、限流记录和导入明细清理；这是一项后台维护工作，并不替代人工监测与备份。配置（wrangler.jsonc）和定时入口（src/index.ts）可核对触发时间及任务。</w:t>
+        <w:t>这里的 D1 是存放结构化资料的数据库，记录作品、成员、文件说明和审核状态；R2 是保存文件内容的对象存储。查一张照片时，网站先用 D1 判断它是什么、能否公开，再从 R2 取出图片。Hono 负责把不同网址交给相应的页面或操作。定时维护任务在每小时第 17 分钟运行，它能清理过期记录，但不能代替备份和人工检查。</w:t>
       </w:r>
     </w:p>
     <w:p>
@@ -400,25 +400,19 @@
         <w:pStyle w:val="Heading1"/>
       </w:pPr>
       <w:r>
-        <w:t>三 核心技术选择及其影响</w:t>
-      </w:r>
-    </w:p>
-    <w:p>
-      <w:pPr/>
-      <w:r>
-        <w:t>读者需要先知道请求在哪里被处理。页面与 API 共用一个 Hono 应用：中间件先建立请求上下文、加安全响应头、校验同源写入、加载用户，再进入具体路由。入口（src/index.ts）展示了这个顺序。因此路由可以复用同一份身份和数据库绑定；改动公共中间件也会同时影响主站与后台，需要回归两类页面。</w:t>
-      </w:r>
-    </w:p>
-    <w:p>
-      <w:pPr/>
-      <w:r>
-        <w:t>服务端渲染使首页、作品页与资源页可直接返回完整 HTML。首页（src/routes/home.ts）并行读取站点资料、公告、焦点内容和最新作品，再交给页面模板。静态资源走 Assets 绑定；未命中动态路由的请求才交给 Assets。入口（src/index.ts）及配置（wrangler.jsonc）说明了这个边界。这样部署对象只有一个 Worker，但静态文件与动态权限逻辑仍分开。</w:t>
-      </w:r>
-    </w:p>
-    <w:p>
-      <w:pPr/>
-      <w:r>
-        <w:t>数据访问使用 D1 原生绑定的 prepare、bind、first、all、run 和 batch，并未建立传统数据库连接池或使用 Hyperdrive。绑定类型（src/types.ts）和实际查询可直接核对这一点。历史评估见 git show 2bbe8a4:docs/数据库连接管理评估.md；这里以当前代码为准。R2 用于存储文件，不作为资源目录：文件是否可见先由 D1 判断。这个分工让权限规则集中在应用层，也意味着 D1 与 R2 无法共用一次原子事务，后文会说明补偿清理。</w:t>
+        <w:t>三 页面 数据库和文件各做什么</w:t>
+      </w:r>
+    </w:p>
+    <w:p>
+      <w:pPr/>
+      <w:r>
+        <w:t>首页、作品页和资源页由 Worker 直接生成完整 HTML。打开首页时，程序会读取站点资料、公告、焦点内容和最新作品，然后把它们放进页面。样式、浏览器脚本和站点图片属于静态文件，不需要走这套资料查询。页面和后台操作共用身份检查等基础处理，因此修改通用的登录或安全逻辑时，主站与后台都需要检查。</w:t>
+      </w:r>
+    </w:p>
+    <w:p>
+      <w:pPr/>
+      <w:r>
+        <w:t>网站直接通过 D1 绑定执行 SQL 查询，没有单独运行一个数据库服务器，也没有传统数据库连接池。R2 只负责保存文件字节，不承担“这个文件是否能看”的判断。把说明和权限放在 D1、把大文件放在 R2，能让查询和下载各做各的事；代价是两边的写入无法合成一次数据库事务，失败清理需要另做处理。</w:t>
       </w:r>
     </w:p>
     <w:p>
@@ -426,7 +420,7 @@
         <w:pStyle w:val="Heading1"/>
       </w:pPr>
       <w:r>
-        <w:t>四 关键请求与数据流</w:t>
+        <w:t>四 三种常见操作怎样走完</w:t>
       </w:r>
     </w:p>
     <w:p>
@@ -434,25 +428,19 @@
         <w:pStyle w:val="Heading2"/>
       </w:pPr>
       <w:r>
-        <w:t>公开浏览如何到达作品和资源</w:t>
-      </w:r>
-    </w:p>
-    <w:p>
-      <w:pPr/>
-      <w:r>
-        <w:t>访客从首页进入作品列表，可搜索并查看作品详情；作品详情把版本、演职记录和已批准资源组织在一起。作品路由（src/routes/productions.ts）处理列表、时间线及详情。隐藏作品只对管理员可见，关联资源也随之受限，可见性判断（src/services/production-visibility.ts）是公共入口，避免只隐藏页面而仍能取得文件。</w:t>
-      </w:r>
-    </w:p>
-    <w:p>
-      <w:pPr/>
-      <w:r>
-        <w:t>资源有两层访问：访客可看已批准资源的列表或预览；完整详情及文件下载要求登录。下载时先读 D1 中的资源及关联作品状态，再从 R2 取文件，设置安全的文件类型、下载头、范围请求与缓存头。资源路由（src/routes/resources.ts）和文件服务（src/services/resource-files.ts）共同实现这个顺序。即使知道 R2 对象键，也不能跳过网站的资源权限检查。</w:t>
-      </w:r>
-    </w:p>
-    <w:p>
-      <w:pPr/>
-      <w:r>
-        <w:t>两条请求的关键检查顺序如下。文件请求在读取 R2 之前必须完成资料和权限检查。</w:t>
+        <w:t>访客浏览作品和资源</w:t>
+      </w:r>
+    </w:p>
+    <w:p>
+      <w:pPr/>
+      <w:r>
+        <w:t>访客从作品列表进入详情页后，网站先检查作品是否公开，再显示演出版本、参与者和已批准的资源。隐藏作品只有管理员能看，它下面的资源也不会因拥有文件地址而对其他人开放。</w:t>
+      </w:r>
+    </w:p>
+    <w:p>
+      <w:pPr/>
+      <w:r>
+        <w:t>已批准资源的列表和预览可以对访客开放；完整资料页和文件下载要求登录。下载时，网站先检查资源状态、关联作品和当前用户的权限，确认可以访问后才读取 R2。文件返回时还会设置合适的类型、下载方式和缓存规则。</w:t>
       </w:r>
     </w:p>
     <w:tbl>
@@ -473,7 +461,7 @@
         </w:trPr>
         <w:tc>
           <w:tcPr>
-            <w:tcW w:type="dxa" w:w="2448"/>
+            <w:tcW w:type="dxa" w:w="1872"/>
             <w:shd w:fill="6A2031"/>
           </w:tcPr>
           <w:p>
@@ -488,13 +476,13 @@
                 <w:color w:val="FFFFFF"/>
                 <w:sz w:val="18"/>
               </w:rPr>
-              <w:t>请求</w:t>
-            </w:r>
-          </w:p>
-        </w:tc>
-        <w:tc>
-          <w:tcPr>
-            <w:tcW w:type="dxa" w:w="3600"/>
+              <w:t>想做什么</w:t>
+            </w:r>
+          </w:p>
+        </w:tc>
+        <w:tc>
+          <w:tcPr>
+            <w:tcW w:type="dxa" w:w="3888"/>
             <w:shd w:fill="6A2031"/>
           </w:tcPr>
           <w:p>
@@ -509,13 +497,13 @@
                 <w:color w:val="FFFFFF"/>
                 <w:sz w:val="18"/>
               </w:rPr>
-              <w:t>先检查与读取</w:t>
-            </w:r>
-          </w:p>
-        </w:tc>
-        <w:tc>
-          <w:tcPr>
-            <w:tcW w:type="dxa" w:w="3312"/>
+              <w:t>网站先做什么</w:t>
+            </w:r>
+          </w:p>
+        </w:tc>
+        <w:tc>
+          <w:tcPr>
+            <w:tcW w:type="dxa" w:w="3600"/>
             <w:shd w:fill="6A2031"/>
           </w:tcPr>
           <w:p>
@@ -530,7 +518,7 @@
                 <w:color w:val="FFFFFF"/>
                 <w:sz w:val="18"/>
               </w:rPr>
-              <w:t>返回</w:t>
+              <w:t>最后得到什么</w:t>
             </w:r>
           </w:p>
         </w:tc>
@@ -541,7 +529,7 @@
         </w:trPr>
         <w:tc>
           <w:tcPr>
-            <w:tcW w:type="dxa" w:w="2448"/>
+            <w:tcW w:type="dxa" w:w="1872"/>
             <w:shd w:fill="F7F1EB"/>
           </w:tcPr>
           <w:p>
@@ -554,7 +542,26 @@
                 <w:rFonts w:ascii="Microsoft YaHei" w:hAnsi="Microsoft YaHei"/>
                 <w:sz w:val="17"/>
               </w:rPr>
-              <w:t>作品详情 GET /productions/:id</w:t>
+              <w:t>看作品详情</w:t>
+            </w:r>
+          </w:p>
+        </w:tc>
+        <w:tc>
+          <w:tcPr>
+            <w:tcW w:type="dxa" w:w="3888"/>
+            <w:shd w:fill="F7F1EB"/>
+          </w:tcPr>
+          <w:p>
+            <w:pPr>
+              <w:keepNext/>
+              <w:spacing w:after="0" w:line="283" w:lineRule="auto"/>
+            </w:pPr>
+            <w:r>
+              <w:rPr>
+                <w:rFonts w:ascii="Microsoft YaHei" w:hAnsi="Microsoft YaHei"/>
+                <w:sz w:val="17"/>
+              </w:rPr>
+              <w:t>检查作品可见性，再读取版本、演职记录和已批准资源</w:t>
             </w:r>
           </w:p>
         </w:tc>
@@ -573,26 +580,7 @@
                 <w:rFonts w:ascii="Microsoft YaHei" w:hAnsi="Microsoft YaHei"/>
                 <w:sz w:val="17"/>
               </w:rPr>
-              <w:t>作品可见性 → 版本和演职记录 → 已批准资源</w:t>
-            </w:r>
-          </w:p>
-        </w:tc>
-        <w:tc>
-          <w:tcPr>
-            <w:tcW w:type="dxa" w:w="3312"/>
-            <w:shd w:fill="F7F1EB"/>
-          </w:tcPr>
-          <w:p>
-            <w:pPr>
-              <w:keepNext/>
-              <w:spacing w:after="0" w:line="283" w:lineRule="auto"/>
-            </w:pPr>
-            <w:r>
-              <w:rPr>
-                <w:rFonts w:ascii="Microsoft YaHei" w:hAnsi="Microsoft YaHei"/>
-                <w:sz w:val="17"/>
-              </w:rPr>
-              <w:t>HTML 页面</w:t>
+              <w:t>作品页面</w:t>
             </w:r>
           </w:p>
         </w:tc>
@@ -603,7 +591,7 @@
         </w:trPr>
         <w:tc>
           <w:tcPr>
-            <w:tcW w:type="dxa" w:w="2448"/>
+            <w:tcW w:type="dxa" w:w="1872"/>
             <w:shd w:fill="FFFFFF"/>
           </w:tcPr>
           <w:p>
@@ -616,32 +604,32 @@
                 <w:rFonts w:ascii="Microsoft YaHei" w:hAnsi="Microsoft YaHei"/>
                 <w:sz w:val="17"/>
               </w:rPr>
-              <w:t>资源文件 GET /resources/:id/...</w:t>
+              <w:t>下载资源文件</w:t>
+            </w:r>
+          </w:p>
+        </w:tc>
+        <w:tc>
+          <w:tcPr>
+            <w:tcW w:type="dxa" w:w="3888"/>
+            <w:shd w:fill="FFFFFF"/>
+          </w:tcPr>
+          <w:p>
+            <w:pPr>
+              <w:keepNext w:val="0"/>
+              <w:spacing w:after="0" w:line="283" w:lineRule="auto"/>
+            </w:pPr>
+            <w:r>
+              <w:rPr>
+                <w:rFonts w:ascii="Microsoft YaHei" w:hAnsi="Microsoft YaHei"/>
+                <w:sz w:val="17"/>
+              </w:rPr>
+              <w:t>检查资源、所属作品和登录权限，再读取 R2</w:t>
             </w:r>
           </w:p>
         </w:tc>
         <w:tc>
           <w:tcPr>
             <w:tcW w:type="dxa" w:w="3600"/>
-            <w:shd w:fill="FFFFFF"/>
-          </w:tcPr>
-          <w:p>
-            <w:pPr>
-              <w:keepNext w:val="0"/>
-              <w:spacing w:after="0" w:line="283" w:lineRule="auto"/>
-            </w:pPr>
-            <w:r>
-              <w:rPr>
-                <w:rFonts w:ascii="Microsoft YaHei" w:hAnsi="Microsoft YaHei"/>
-                <w:sz w:val="17"/>
-              </w:rPr>
-              <w:t>资源及关联作品状态 → 登录和权限 → R2 对象</w:t>
-            </w:r>
-          </w:p>
-        </w:tc>
-        <w:tc>
-          <w:tcPr>
-            <w:tcW w:type="dxa" w:w="3312"/>
             <w:shd w:fill="FFFFFF"/>
           </w:tcPr>
           <w:p>
@@ -666,19 +654,19 @@
         <w:pStyle w:val="Heading2"/>
       </w:pPr>
       <w:r>
-        <w:t>一次投稿从上传到公开</w:t>
-      </w:r>
-    </w:p>
-    <w:p>
-      <w:pPr/>
-      <w:r>
-        <w:t>投稿者先登录并提交文件信息。上传路由检查 CSRF 令牌（防止其他网站借用已登录浏览器发起写入）、文件类别、大小、作品与版本关系及同时进行的任务数，然后创建最长 24 小时的上传任务与空间预留。上传路由（src/routes/uploads.ts）、上传策略（src/services/upload-policy.ts）可核对这些规则。常规路径由 Worker 分片接收、写入 R2；若运行环境同时配置 R2 账号、访问密钥及桶名，代码也能生成直传所需的信息。仓库的生产配置没有声明这组直传凭据，线上 Secret 状态尚未核验，因此不能断言当前线上已启用直传。</w:t>
-      </w:r>
-    </w:p>
-    <w:p>
-      <w:pPr/>
-      <w:r>
-        <w:t>完成上传后，系统合并对象并写入资源记录。管理员或符合代码中低风险规则的已登录成员投稿可自动批准，其余进入待审核状态；“文件已进入 R2”不等于“访客已经能看”。完成流程（src/services/uploads.ts）和资源查询（src/routes/resources.ts）给出实际状态转换。失败或撤销留下的对象由清理队列处理，见第五节。</w:t>
+        <w:t>成员上传新资料</w:t>
+      </w:r>
+    </w:p>
+    <w:p>
+      <w:pPr/>
+      <w:r>
+        <w:t>投稿者先登录，再选择资料类型和所属作品。网站会检查文件大小、类型、版本关系及同时进行的上传任务数，并为这次上传预留空间。上传任务最长保留 24 小时。通常由 Worker 分片接收文件并写入 R2；代码也支持在配齐 R2 直传凭据时使用直传，但目前无法从仓库确认线上是否启用了这一路径。</w:t>
+      </w:r>
+    </w:p>
+    <w:p>
+      <w:pPr/>
+      <w:r>
+        <w:t>文件传完后，网站合并对象，在 D1 中建立资源记录，再决定是否需要管理员审核。管理员或符合现有低风险规则的成员投稿可自动批准，其余投稿会等待审核。文件进入 R2 不等于已经公开：访客只能看到获批准且所属作品可见的资源。失败上传留下的文件会进入后续清理流程。</w:t>
       </w:r>
     </w:p>
     <w:tbl>
@@ -735,7 +723,7 @@
                 <w:color w:val="FFFFFF"/>
                 <w:sz w:val="18"/>
               </w:rPr>
-              <w:t>系统动作</w:t>
+              <w:t>网站做什么</w:t>
             </w:r>
           </w:p>
         </w:tc>
@@ -756,7 +744,7 @@
                 <w:color w:val="FFFFFF"/>
                 <w:sz w:val="18"/>
               </w:rPr>
-              <w:t>对访客的影响</w:t>
+              <w:t>访客能否看到</w:t>
             </w:r>
           </w:p>
         </w:tc>
@@ -799,7 +787,7 @@
                 <w:rFonts w:ascii="Microsoft YaHei" w:hAnsi="Microsoft YaHei"/>
                 <w:sz w:val="17"/>
               </w:rPr>
-              <w:t>验证身份、文件规则与空间，预留容量</w:t>
+              <w:t>检查身份和文件规则，预留空间</w:t>
             </w:r>
           </w:p>
         </w:tc>
@@ -818,7 +806,7 @@
                 <w:rFonts w:ascii="Microsoft YaHei" w:hAnsi="Microsoft YaHei"/>
                 <w:sz w:val="17"/>
               </w:rPr>
-              <w:t>尚无公开资源</w:t>
+              <w:t>不能</w:t>
             </w:r>
           </w:p>
         </w:tc>
@@ -861,7 +849,7 @@
                 <w:rFonts w:ascii="Microsoft YaHei" w:hAnsi="Microsoft YaHei"/>
                 <w:sz w:val="17"/>
               </w:rPr>
-              <w:t>Worker 分片写入 R2；符合条件时可选择直传</w:t>
+              <w:t>分片写入 R2，完成后合并</w:t>
             </w:r>
           </w:p>
         </w:tc>
@@ -880,7 +868,7 @@
                 <w:rFonts w:ascii="Microsoft YaHei" w:hAnsi="Microsoft YaHei"/>
                 <w:sz w:val="17"/>
               </w:rPr>
-              <w:t>文件仍不可见</w:t>
+              <w:t>不能</w:t>
             </w:r>
           </w:p>
         </w:tc>
@@ -904,7 +892,7 @@
                 <w:rFonts w:ascii="Microsoft YaHei" w:hAnsi="Microsoft YaHei"/>
                 <w:sz w:val="17"/>
               </w:rPr>
-              <w:t>完成与审核</w:t>
+              <w:t>建立记录与审核</w:t>
             </w:r>
           </w:p>
         </w:tc>
@@ -923,7 +911,7 @@
                 <w:rFonts w:ascii="Microsoft YaHei" w:hAnsi="Microsoft YaHei"/>
                 <w:sz w:val="17"/>
               </w:rPr>
-              <w:t>合并文件、写入 D1 资源记录并确定审核状态</w:t>
+              <w:t>写入 D1，确定审核状态</w:t>
             </w:r>
           </w:p>
         </w:tc>
@@ -942,7 +930,7 @@
                 <w:rFonts w:ascii="Microsoft YaHei" w:hAnsi="Microsoft YaHei"/>
                 <w:sz w:val="17"/>
               </w:rPr>
-              <w:t>仅获批准且所属作品可见的资源可以公开</w:t>
+              <w:t>获批准且所属作品可见后才能看到</w:t>
             </w:r>
           </w:p>
         </w:tc>
@@ -954,13 +942,13 @@
         <w:pStyle w:val="Heading2"/>
       </w:pPr>
       <w:r>
-        <w:t>后台批量导入如何避免半成品数据</w:t>
-      </w:r>
-    </w:p>
-    <w:p>
-      <w:pPr/>
-      <w:r>
-        <w:t>后台可先预览演职人员表格，再确认导入；输入有列数、行数和文件大小限制。确认和受保护的回滚使用 D1 批处理，减少只写入一部分演职关系的风险。导入路由（src/routes/credit-import.ts）、格式约束（src/services/credit-import/schema.ts）、提交逻辑（src/services/credit-import/commit.ts）可核对。旧材料中“导入只在本地”的说法与后续发布记录相冲突：仓库历史记录显示 V3.5 已部署相关功能，但本次没有登录线上后台重新执行导入。</w:t>
+        <w:t>管理员批量导入演职记录</w:t>
+      </w:r>
+    </w:p>
+    <w:p>
+      <w:pPr/>
+      <w:r>
+        <w:t>管理员上传表格后会先看到预览，确认匹配结果再正式导入。表格有列数、行数和文件大小限制。确认导入时，相关数据库操作作为一批执行，避免只写入一部分演职关系；受保护的撤销流程也按批次处理。历史发布记录显示这项功能已随 V3.5 发布，但这次整理文档时没有重新登录线上后台做实际导入。</w:t>
       </w:r>
     </w:p>
     <w:p>
@@ -968,37 +956,31 @@
         <w:pStyle w:val="Heading1"/>
       </w:pPr>
       <w:r>
-        <w:t>五 数据库 文件与媒体存储</w:t>
-      </w:r>
-    </w:p>
-    <w:p>
-      <w:pPr/>
-      <w:r>
-        <w:t>D1 存储账号、成员、作品、版本、演职记录、资源、上传任务、审核及导入记录。数据库结构通过编号迁移演进，目前仓库有 19 个迁移文件，最新是 0019 演职导入（migrations/0019_credit_imports.sql）。维护者应先检查迁移状态，再备份并执行生产迁移，不能把本地数据库已更新当作生产已更新。2026 年 9 月 22 日的历史发布记录称生产已应用至 0019；当前线上迁移状态待重新核验。</w:t>
-      </w:r>
-    </w:p>
-    <w:p>
-      <w:pPr/>
-      <w:r>
-        <w:t>R2 保存照片、剧本、音频等原始字节。代码明确关闭视频上传；照片最多 20 MiB、剧本 50 MiB，音频及其他文件 100 MiB，单片 50 MiB。9 GB 是应用层预算，综合已有对象和预留空间计算，并非 Cloudflare 账户或桶的真实容量上限。上传策略（src/services/upload-policy.ts）给出精确值。资源表仍是文件检索与权限的入口；不要直接把桶内容当作公开站点目录。</w:t>
-      </w:r>
-    </w:p>
-    <w:p>
-      <w:pPr/>
-      <w:r>
-        <w:t>D1 的批处理只能保证 D1 内相关写入的原子性，不能把 R2 对象写入一并纳入。实现用“先写对象、再确认记录；失败时记清理意图并重试”的补偿办法处理跨存储不一致。上传完成（src/services/uploads.ts）、文件清理（src/services/file-cleanup.ts）和定时任务（src/index.ts）形成闭环。此设计减少孤儿文件，但依赖清理任务持续运行；它不是跨 D1、R2 的强事务。</w:t>
-      </w:r>
-    </w:p>
-    <w:p>
-      <w:pPr/>
-      <w:r>
-        <w:t>图片字节可在边缘 Cache API（Worker 可读写的缓存接口）中短期复用。每次请求仍先做 D1 权限判断与 R2 对象检查，再考虑读取内部缓存；给浏览器的响应仍使用私有缓存约束。文件服务（src/services/resource-files.ts）及边缘缓存（src/services/edge-cache.ts）说明了缓存边界。站点设置另有短时间应用缓存，站点资料服务（src/services/site-profile.ts）在修改时失效，但不应据此承诺所有边缘位置瞬时一致。</w:t>
-      </w:r>
-    </w:p>
-    <w:p>
-      <w:pPr/>
-      <w:r>
-        <w:t>生产备份脚本导出 D1 SQL 到本地的忽略目录；它不包含 R2 文件。部署脚本（scripts/predeploy.mjs）中 backup 分支可核对。若需可恢复的完整归档，还必须另外定义 R2 备份、版本和恢复演练，仓库未提供经验证的端到端方案。</w:t>
+        <w:t>五 资料和文件怎样保存</w:t>
+      </w:r>
+    </w:p>
+    <w:p>
+      <w:pPr/>
+      <w:r>
+        <w:t>D1 保存账号、成员、作品、演出版本、演职记录、资源说明、上传任务和审核记录。仓库用编号迁移文件管理数据库结构，目前共有 19 个迁移，最新编号为 0019。发布前需要检查生产数据库应用到哪一步，先备份，再执行尚未应用的迁移；本地数据库更新并不会自动更新生产数据库。</w:t>
+      </w:r>
+    </w:p>
+    <w:p>
+      <w:pPr/>
+      <w:r>
+        <w:t>R2 保存照片、剧本、音频等文件。目前视频上传关闭。照片上限为 20 MiB，剧本为 50 MiB，音频及其他文件为 100 MiB，单个上传分片为 50 MiB。网站还设置了约 9 GB 的软件预算，用已存文件和预留空间计算；这不是 R2 桶的实际容量上限。</w:t>
+      </w:r>
+    </w:p>
+    <w:p>
+      <w:pPr/>
+      <w:r>
+        <w:t>D1 与 R2 不能一起提交或一起回滚。上传完成时，网站先处理文件，再写资料记录；如果某一步失败，会登记待清理的文件并由后续任务重试删除。这能减少“数据库里找不到、桶里还留着”的文件，但仍要保证清理任务正常运行。图片在边缘可能短期缓存以减少重复读取，不过每次访问仍先经过资料和权限检查。</w:t>
+      </w:r>
+    </w:p>
+    <w:p>
+      <w:pPr/>
+      <w:r>
+        <w:t>现有生产备份命令只导出 D1 的 SQL 数据，不包含 R2 文件。因此这份备份不能单独恢复一个完整的网站。接手维护时，应另外安排 R2 文件备份，并实际演练一次恢复。</w:t>
       </w:r>
     </w:p>
     <w:p>
@@ -1006,25 +988,25 @@
         <w:pStyle w:val="Heading1"/>
       </w:pPr>
       <w:r>
-        <w:t>六 权限与安全</w:t>
-      </w:r>
-    </w:p>
-    <w:p>
-      <w:pPr/>
-      <w:r>
-        <w:t>用户登录后获得 HMAC-SHA256 签名的会话令牌；这种签名让服务端能检查令牌是否被篡改。浏览器保存令牌的 Cookie（随请求发送的小型凭据）设置为 HttpOnly、SameSite=Lax，HTTPS 下带 Secure，有效期 14 天。每次需要身份的请求仍按令牌中的用户标识与认证版本查询 D1，以检查账号状态和强制改密条件。令牌（src/auth/session.ts）、Cookie（src/http/cookies.ts）、用户加载（src/middleware/session.ts）分别承担这些职责。密码用 scrypt 保存，同时兼容历史格式的验证，密码实现（src/auth/password.ts）可核对。</w:t>
-      </w:r>
-    </w:p>
-    <w:p>
-      <w:pPr/>
-      <w:r>
-        <w:t>权限不是只看是否登录。路由区分访客、普通成员与管理员；隐藏作品只让管理员访问，关联资源同样受限；上传、下载、审核和批量导入又各有入口检查。作品可见性（src/services/production-visibility.ts）、资源路由（src/routes/resources.ts）、后台门禁（src/middleware/admin-portal.ts）是审查权限时应连读的文件。后台域名只是同一 Worker 的独立入口，不提供天然的第二层服务器隔离。</w:t>
-      </w:r>
-    </w:p>
-    <w:p>
-      <w:pPr/>
-      <w:r>
-        <w:t>写入请求先受 Origin 与 Sec-Fetch-Site 同源检查，再由需要写入的路由检查 CSRF 令牌。页面还设置内容安全策略、禁止嗅探与框架嵌入等响应头；敏感页面和错误响应使用 no-store。安全中间件（src/middleware/security.ts）实现这些规则。生产配置开启 Turnstile，但代码把挑战用于注册和匿名反馈等指定流程，而不是每个请求；服务端会校验挑战动作和主机名，Turnstile 服务（src/services/turnstile.ts）可核对。限流记录放在 D1，限流中间件（src/middleware/request-limits.ts）负责读取与更新。</w:t>
+        <w:t>六 谁可以看和修改</w:t>
+      </w:r>
+    </w:p>
+    <w:p>
+      <w:pPr/>
+      <w:r>
+        <w:t>登录后，浏览器会保存一个带签名的会话 Cookie。签名用于检查凭据有没有被改动；网站还会查询 D1，确认账号仍然有效。会话有效期为 14 天。密码以 scrypt 方式保存，同时保留对历史密码格式的验证能力。</w:t>
+      </w:r>
+    </w:p>
+    <w:p>
+      <w:pPr/>
+      <w:r>
+        <w:t>网站按操作检查权限，而不只是区分“已登录”和“未登录”。访客可以浏览公开内容；成员可以按规则投稿、查看和下载；管理员还可以审核、管理隐藏作品和批量导入。后台域名增加了入口检查，但真正的权限仍由每个操作的服务端逻辑决定。</w:t>
+      </w:r>
+    </w:p>
+    <w:p>
+      <w:pPr/>
+      <w:r>
+        <w:t>写入操作会检查请求是否来自本站，并核对 CSRF 令牌，防止其他网站借用已登录浏览器发起修改。页面还限制嵌入和脚本来源，敏感响应不会让浏览器随意缓存。生产配置启用了 Turnstile 挑战，但它只用于注册、匿名反馈等指定流程。网站也会对部分频繁请求限流。</w:t>
       </w:r>
     </w:p>
     <w:p>
@@ -1032,31 +1014,61 @@
         <w:pStyle w:val="Heading1"/>
       </w:pPr>
       <w:r>
-        <w:t>七 部署和运维</w:t>
-      </w:r>
-    </w:p>
-    <w:p>
-      <w:pPr/>
-      <w:r>
-        <w:t>本地需要 Node.js 24 或更新版本。安装依赖后运行 npm run db:init 建立本地 D1，再用 npm run dev 启动开发 Worker；命令与版本约束见 package.json（package.json）。本地配置使用名为 blackbox-local 的 D1 与 blackbox-files 的 R2 绑定，不应把本地成功视作已验证生产环境。</w:t>
-      </w:r>
-    </w:p>
-    <w:p>
-      <w:pPr/>
-      <w:r>
-        <w:t>生产发布是显式操作，而不是 git push 自动触发。当前脚本的顺序应理解为：npm run deploy:check 执行格式、类型、后端测试和生产配置 dry run（只模拟构建，不发布）；npm run db:production:backup 导出 D1；npm run db:production:migrate 应用远端迁移；npm run deploy 发布 Worker；npm run smoke:production 对九个公开端点做基本响应检查。命令定义（package.json）、部署脚本（scripts/predeploy.mjs）与生产绑定（wrangler.jsonc）共同说明这条路径。deploy:check 本身不会发布，冒烟检查也无法代替登录、上传与后台操作验收。</w:t>
-      </w:r>
-    </w:p>
-    <w:p>
-      <w:pPr/>
-      <w:r>
-        <w:t>生产 Worker 在两个自定义域名上运行，D1 与 R2 通过 DB、FILES 绑定访问；生产环境声明会话与 Turnstile Secret 为必需项，具体值不应进入仓库。wrangler.jsonc（wrangler.jsonc）仅能证明声明，不能证明 Cloudflare 控制台中资源和 Secret 当前状态。配置启用 Workers 可观测性；错误中间件（src/middleware/errors.ts）只记录请求 ID、路由、状态码和总耗时等有限信息，没有逐条 SQL 查询耗时。故不能仅凭代码给出线上延迟或数据库瓶颈结论。</w:t>
-      </w:r>
-    </w:p>
-    <w:p>
-      <w:pPr/>
-      <w:r>
-        <w:t>仓库历史中的最近一份生产验证记录对应 2026 年 9 月 23 日的成员入社年份筛选发布；更早的 V3.5 记录在 9 月 22 日列出 0019 迁移、自动测试与九项冒烟检查。它们是当时的发布证据，不证明 9 月 26 日线上仍是同一版本，也不证明真实用户流程全部成功。历史记录已从工作树归档删除，可用 git show 2bbe8a4:docs/验证记录.md 与 git show 2bbe8a4:docs/releases/V3.5.md 查阅。</w:t>
+        <w:t>七 怎样启动 发布和检查</w:t>
+      </w:r>
+    </w:p>
+    <w:p>
+      <w:pPr/>
+      <w:r>
+        <w:t>本地开发需要 Node.js 24 或更新版本。安装依赖后，运行 npm run db:init 建立本地 D1，再运行 npm run dev 启动网站。本地使用独立的 D1 与 R2 资源；本地能运行，不代表生产资源和密钥已经配置正确。</w:t>
+      </w:r>
+    </w:p>
+    <w:p>
+      <w:pPr/>
+      <w:r>
+        <w:t>生产发布需要主动执行，git push 不会自动把网站上线。常用顺序是：</w:t>
+      </w:r>
+    </w:p>
+    <w:p>
+      <w:pPr/>
+      <w:r>
+        <w:t>1. npm run deploy:check：检查格式、类型、后端测试和生产构建；这一步不会发布。</w:t>
+      </w:r>
+    </w:p>
+    <w:p>
+      <w:pPr/>
+      <w:r>
+        <w:t>2. npm run db:production:backup：导出生产 D1 数据。</w:t>
+      </w:r>
+    </w:p>
+    <w:p>
+      <w:pPr/>
+      <w:r>
+        <w:t>3. npm run db:production:migrate：应用生产数据库迁移。</w:t>
+      </w:r>
+    </w:p>
+    <w:p>
+      <w:pPr/>
+      <w:r>
+        <w:t>4. npm run deploy：发布 Worker。</w:t>
+      </w:r>
+    </w:p>
+    <w:p>
+      <w:pPr/>
+      <w:r>
+        <w:t>5. npm run smoke:production：检查九个公开地址能否基本正常响应。</w:t>
+      </w:r>
+    </w:p>
+    <w:p>
+      <w:pPr/>
+      <w:r>
+        <w:t>最后一步只能发现公开页面或接口的明显故障，不能代替登录、上传、审核和后台导入的人工验收。生产环境需要会话密钥和 Turnstile 密钥；仓库只声明需要它们，不保存密钥内容。系统会记录请求编号、路由、状态和总耗时，但没有逐条数据库查询耗时，不能单凭现有日志判断哪个查询最慢。</w:t>
+      </w:r>
+    </w:p>
+    <w:p>
+      <w:pPr/>
+      <w:r>
+        <w:t>仓库中最近一次有记录的生产验证发生在 2026 年 9 月 23 日。那是当时的发布记录，不代表 9 月 27 日线上仍是同一版本。本次只整理仓库文档，没有重新登录 Cloudflare 控制台检查当前部署。</w:t>
       </w:r>
     </w:p>
     <w:p>
@@ -1064,308 +1076,19 @@
         <w:pStyle w:val="Heading1"/>
       </w:pPr>
       <w:r>
-        <w:t>八 已知限制与后续方向</w:t>
-      </w:r>
-    </w:p>
-    <w:p>
-      <w:pPr/>
-      <w:r>
-        <w:t>当前代码不开放视频上传。直传 R2 的实现存在，但当前线上凭据及启用状态待核验。D1 SQL 备份不覆盖 R2 文件，完整恢复路径仍需设计与演练。历史发布记录有测试和公开端点冒烟检查，但没有本次的线上权限、上传、后台导入或恢复演练结果。现有日志也不足以量化单条 D1 查询或端到端媒体访问表现。这些应作为下一轮运维核验和观测任务，而不是写成已完成能力。</w:t>
-      </w:r>
-    </w:p>
-    <w:p>
-      <w:pPr/>
-      <w:r>
-        <w:t>仍待确认的历史问题有两项：最初选择 Cloudflare 组合的决策过程，以及部分审核规则当时的业务依据。代码能证明系统现在怎样工作，不能证明当初为什么决定这样做。若后续找到会议纪要或负责人确认，可把依据补入本文，并保留核验日期。</w:t>
-      </w:r>
-    </w:p>
-    <w:p>
-      <w:pPr>
-        <w:pStyle w:val="Heading1"/>
-        <w:pageBreakBefore/>
-      </w:pPr>
-      <w:r>
-        <w:t>写法参考与核验入口</w:t>
-      </w:r>
-    </w:p>
-    <w:p>
-      <w:pPr/>
-      <w:r>
-        <w:t>本文通过 GitHub 工具查看了持续维护、星标较多且与本项目技术表达有关的项目，只借鉴组织方式：</w:t>
-      </w:r>
-    </w:p>
-    <w:tbl>
-      <w:tblPr>
-        <w:tblW w:type="auto" w:w="0"/>
-        <w:tblLayout w:type="fixed"/>
-        <w:tblLook w:firstColumn="1" w:firstRow="1" w:lastColumn="0" w:lastRow="0" w:noHBand="0" w:noVBand="1" w:val="04A0"/>
-      </w:tblPr>
-      <w:tblGrid>
-        <w:gridCol w:w="3120"/>
-        <w:gridCol w:w="3120"/>
-        <w:gridCol w:w="3120"/>
-      </w:tblGrid>
-      <w:tr>
-        <w:trPr>
-          <w:cantSplit/>
-          <w:tblHeader/>
-        </w:trPr>
-        <w:tc>
-          <w:tcPr>
-            <w:tcW w:type="dxa" w:w="1872"/>
-            <w:shd w:fill="6A2031"/>
-          </w:tcPr>
-          <w:p>
-            <w:pPr>
-              <w:keepNext/>
-              <w:spacing w:after="0" w:line="283" w:lineRule="auto"/>
-            </w:pPr>
-            <w:r>
-              <w:rPr>
-                <w:rFonts w:ascii="Microsoft YaHei" w:hAnsi="Microsoft YaHei"/>
-                <w:b/>
-                <w:color w:val="FFFFFF"/>
-                <w:sz w:val="18"/>
-              </w:rPr>
-              <w:t>项目</w:t>
-            </w:r>
-          </w:p>
-        </w:tc>
-        <w:tc>
-          <w:tcPr>
-            <w:tcW w:type="dxa" w:w="3888"/>
-            <w:shd w:fill="6A2031"/>
-          </w:tcPr>
-          <w:p>
-            <w:pPr>
-              <w:keepNext/>
-              <w:spacing w:after="0" w:line="283" w:lineRule="auto"/>
-            </w:pPr>
-            <w:r>
-              <w:rPr>
-                <w:rFonts w:ascii="Microsoft YaHei" w:hAnsi="Microsoft YaHei"/>
-                <w:b/>
-                <w:color w:val="FFFFFF"/>
-                <w:sz w:val="18"/>
-              </w:rPr>
-              <w:t>参考点</w:t>
-            </w:r>
-          </w:p>
-        </w:tc>
-        <w:tc>
-          <w:tcPr>
-            <w:tcW w:type="dxa" w:w="3600"/>
-            <w:shd w:fill="6A2031"/>
-          </w:tcPr>
-          <w:p>
-            <w:pPr>
-              <w:keepNext/>
-              <w:spacing w:after="0" w:line="283" w:lineRule="auto"/>
-            </w:pPr>
-            <w:r>
-              <w:rPr>
-                <w:rFonts w:ascii="Microsoft YaHei" w:hAnsi="Microsoft YaHei"/>
-                <w:b/>
-                <w:color w:val="FFFFFF"/>
-                <w:sz w:val="18"/>
-              </w:rPr>
-              <w:t>本文的使用方式</w:t>
-            </w:r>
-          </w:p>
-        </w:tc>
-      </w:tr>
-      <w:tr>
-        <w:trPr>
-          <w:cantSplit/>
-        </w:trPr>
-        <w:tc>
-          <w:tcPr>
-            <w:tcW w:type="dxa" w:w="1872"/>
-            <w:shd w:fill="F7F1EB"/>
-          </w:tcPr>
-          <w:p>
-            <w:pPr>
-              <w:keepNext/>
-              <w:spacing w:after="0" w:line="283" w:lineRule="auto"/>
-            </w:pPr>
-            <w:r>
-              <w:rPr>
-                <w:rFonts w:ascii="Microsoft YaHei" w:hAnsi="Microsoft YaHei"/>
-                <w:sz w:val="17"/>
-              </w:rPr>
-              <w:t>Hono README（https://github.com/honojs/hono/blob/main/README.md）</w:t>
-            </w:r>
-          </w:p>
-        </w:tc>
-        <w:tc>
-          <w:tcPr>
-            <w:tcW w:type="dxa" w:w="3888"/>
-            <w:shd w:fill="F7F1EB"/>
-          </w:tcPr>
-          <w:p>
-            <w:pPr>
-              <w:keepNext/>
-              <w:spacing w:after="0" w:line="283" w:lineRule="auto"/>
-            </w:pPr>
-            <w:r>
-              <w:rPr>
-                <w:rFonts w:ascii="Microsoft YaHei" w:hAnsi="Microsoft YaHei"/>
-                <w:sz w:val="17"/>
-              </w:rPr>
-              <w:t>先用一句话建立框架定位，再给最小请求示例和深入入口</w:t>
-            </w:r>
-          </w:p>
-        </w:tc>
-        <w:tc>
-          <w:tcPr>
-            <w:tcW w:type="dxa" w:w="3600"/>
-            <w:shd w:fill="F7F1EB"/>
-          </w:tcPr>
-          <w:p>
-            <w:pPr>
-              <w:keepNext/>
-              <w:spacing w:after="0" w:line="283" w:lineRule="auto"/>
-            </w:pPr>
-            <w:r>
-              <w:rPr>
-                <w:rFonts w:ascii="Microsoft YaHei" w:hAnsi="Microsoft YaHei"/>
-                <w:sz w:val="17"/>
-              </w:rPr>
-              <w:t>先解释单 Worker，再用两条请求路径展示运行方式</w:t>
-            </w:r>
-          </w:p>
-        </w:tc>
-      </w:tr>
-      <w:tr>
-        <w:trPr>
-          <w:cantSplit/>
-        </w:trPr>
-        <w:tc>
-          <w:tcPr>
-            <w:tcW w:type="dxa" w:w="1872"/>
-            <w:shd w:fill="FFFFFF"/>
-          </w:tcPr>
-          <w:p>
-            <w:pPr>
-              <w:keepNext/>
-              <w:spacing w:after="0" w:line="283" w:lineRule="auto"/>
-            </w:pPr>
-            <w:r>
-              <w:rPr>
-                <w:rFonts w:ascii="Microsoft YaHei" w:hAnsi="Microsoft YaHei"/>
-                <w:sz w:val="17"/>
-              </w:rPr>
-              <w:t>Directus README（https://github.com/directus/directus/blob/main/readme.md）</w:t>
-            </w:r>
-          </w:p>
-        </w:tc>
-        <w:tc>
-          <w:tcPr>
-            <w:tcW w:type="dxa" w:w="3888"/>
-            <w:shd w:fill="FFFFFF"/>
-          </w:tcPr>
-          <w:p>
-            <w:pPr>
-              <w:keepNext/>
-              <w:spacing w:after="0" w:line="283" w:lineRule="auto"/>
-            </w:pPr>
-            <w:r>
-              <w:rPr>
-                <w:rFonts w:ascii="Microsoft YaHei" w:hAnsi="Microsoft YaHei"/>
-                <w:sz w:val="17"/>
-              </w:rPr>
-              <w:t>从读者能完成的任务组织能力，再链接到细节</w:t>
-            </w:r>
-          </w:p>
-        </w:tc>
-        <w:tc>
-          <w:tcPr>
-            <w:tcW w:type="dxa" w:w="3600"/>
-            <w:shd w:fill="FFFFFF"/>
-          </w:tcPr>
-          <w:p>
-            <w:pPr>
-              <w:keepNext/>
-              <w:spacing w:after="0" w:line="283" w:lineRule="auto"/>
-            </w:pPr>
-            <w:r>
-              <w:rPr>
-                <w:rFonts w:ascii="Microsoft YaHei" w:hAnsi="Microsoft YaHei"/>
-                <w:sz w:val="17"/>
-              </w:rPr>
-              <w:t>以浏览、投稿、后台导入串起路由与存储</w:t>
-            </w:r>
-          </w:p>
-        </w:tc>
-      </w:tr>
-      <w:tr>
-        <w:trPr>
-          <w:cantSplit/>
-        </w:trPr>
-        <w:tc>
-          <w:tcPr>
-            <w:tcW w:type="dxa" w:w="1872"/>
-            <w:shd w:fill="F7F1EB"/>
-          </w:tcPr>
-          <w:p>
-            <w:pPr>
-              <w:keepNext w:val="0"/>
-              <w:spacing w:after="0" w:line="283" w:lineRule="auto"/>
-            </w:pPr>
-            <w:r>
-              <w:rPr>
-                <w:rFonts w:ascii="Microsoft YaHei" w:hAnsi="Microsoft YaHei"/>
-                <w:sz w:val="17"/>
-              </w:rPr>
-              <w:t>Cloudflare Workers SDK README（https://github.com/cloudflare/workers-sdk/blob/main/README.md）</w:t>
-            </w:r>
-          </w:p>
-        </w:tc>
-        <w:tc>
-          <w:tcPr>
-            <w:tcW w:type="dxa" w:w="3888"/>
-            <w:shd w:fill="F7F1EB"/>
-          </w:tcPr>
-          <w:p>
-            <w:pPr>
-              <w:keepNext w:val="0"/>
-              <w:spacing w:after="0" w:line="283" w:lineRule="auto"/>
-            </w:pPr>
-            <w:r>
-              <w:rPr>
-                <w:rFonts w:ascii="Microsoft YaHei" w:hAnsi="Microsoft YaHei"/>
-                <w:sz w:val="17"/>
-              </w:rPr>
-              <w:t>快速开始与组件目录清楚分层</w:t>
-            </w:r>
-          </w:p>
-        </w:tc>
-        <w:tc>
-          <w:tcPr>
-            <w:tcW w:type="dxa" w:w="3600"/>
-            <w:shd w:fill="F7F1EB"/>
-          </w:tcPr>
-          <w:p>
-            <w:pPr>
-              <w:keepNext w:val="0"/>
-              <w:spacing w:after="0" w:line="283" w:lineRule="auto"/>
-            </w:pPr>
-            <w:r>
-              <w:rPr>
-                <w:rFonts w:ascii="Microsoft YaHei" w:hAnsi="Microsoft YaHei"/>
-                <w:sz w:val="17"/>
-              </w:rPr>
-              <w:t>本地启动、生产发布和配置边界各归其位</w:t>
-            </w:r>
-          </w:p>
-        </w:tc>
-      </w:tr>
-    </w:tbl>
-    <w:p/>
-    <w:p>
-      <w:pPr/>
-      <w:r>
-        <w:t>技术结论以本仓库所链接代码和配置为准。Cloudflare 产品概念可另查 Workers（https://developers.cloudflare.com/workers/）、D1（https://developers.cloudflare.com/d1/） 与 R2（https://developers.cloudflare.com/r2/） 官方文档；外部项目的业务或技术选择没有移植为本项目事实。</w:t>
+        <w:t>八 接下来需要留意什么</w:t>
+      </w:r>
+    </w:p>
+    <w:p>
+      <w:pPr/>
+      <w:r>
+        <w:t>目前不能上传视频。R2 直传代码存在，线上是否启用还需检查环境密钥。D1 备份没有覆盖 R2 文件，完整恢复流程仍需补齐。线上权限、上传、后台导入和恢复操作也需要再做一次实际验收。</w:t>
+      </w:r>
+    </w:p>
+    <w:p>
+      <w:pPr/>
+      <w:r>
+        <w:t>还没有可靠资料说明最初为什么选择这套 Cloudflare 组合，也没有完整记录每条自动审核规则当时的业务考虑。接手维护时，可以先按本文理解现有行为；如果要修改这些规则，应与负责内容审核的人确认需求，再更新代码和文档。</w:t>
       </w:r>
     </w:p>
     <w:sectPr>
